--- a/docs/SIMF-HLD-003-MoD-HLD-External-v1.0.docx
+++ b/docs/SIMF-HLD-003-MoD-HLD-External-v1.0.docx
@@ -1766,6 +1766,20 @@
             <w:r>
               <w:rPr>
                 <w:b/>
+                <w:highlight w:val="yellow"/>
+              </w:rPr>
+              <w:t>REVIEW POINT 4 - purpose and outbound flow for AI and the caption API</w:t>
+            </w:r>
+          </w:p>
+          <w:p>
+            <w:pPr>
+              <w:bidi w:val="0"/>
+              <w:spacing w:after="80"/>
+              <w:jc w:val="left"/>
+            </w:pPr>
+            <w:r>
+              <w:rPr>
+                <w:b/>
                 <w:sz w:val="24"/>
               </w:rPr>
               <w:t xml:space="preserve">Internal applications: </w:t>
@@ -2029,6 +2043,20 @@
           <w:tcPr>
             <w:tcW w:w="3682" w:type="pct"/>
           </w:tcPr>
+          <w:p>
+            <w:pPr>
+              <w:bidi w:val="0"/>
+              <w:spacing w:after="80"/>
+              <w:jc w:val="left"/>
+            </w:pPr>
+            <w:r>
+              <w:rPr>
+                <w:b/>
+                <w:highlight w:val="yellow"/>
+              </w:rPr>
+              <w:t>REVIEW POINT 1 - two-tier or three-tier, and whether the presentation layer is deployed separately from the API</w:t>
+            </w:r>
+          </w:p>
           <w:p>
             <w:pPr>
               <w:bidi w:val="0"/>
@@ -2415,6 +2443,202 @@
             </w:pPr>
             <w:r>
               <w:rPr>
+                <w:b/>
+                <w:highlight w:val="yellow"/>
+              </w:rPr>
+              <w:t>Where each point of the technical review is answered</w:t>
+            </w:r>
+          </w:p>
+          <w:p>
+            <w:pPr>
+              <w:bidi w:val="0"/>
+              <w:spacing w:after="80"/>
+              <w:jc w:val="left"/>
+            </w:pPr>
+            <w:r>
+              <w:rPr>
+                <w:b/>
+                <w:highlight w:val="yellow"/>
+              </w:rPr>
+              <w:t>•  1  Two-tier or three-tier, presentation separate from the API  -&gt;  Hosting Requirements row, and section 2.1</w:t>
+            </w:r>
+          </w:p>
+          <w:p>
+            <w:pPr>
+              <w:bidi w:val="0"/>
+              <w:spacing w:after="80"/>
+              <w:jc w:val="left"/>
+            </w:pPr>
+            <w:r>
+              <w:rPr>
+                <w:b/>
+                <w:highlight w:val="yellow"/>
+              </w:rPr>
+              <w:t>•  2  Role and communication flow of the YouTube integration  -&gt;  sections 1.3 and 2.4</w:t>
+            </w:r>
+          </w:p>
+          <w:p>
+            <w:pPr>
+              <w:bidi w:val="0"/>
+              <w:spacing w:after="80"/>
+              <w:jc w:val="left"/>
+            </w:pPr>
+            <w:r>
+              <w:rPr>
+                <w:b/>
+                <w:highlight w:val="yellow"/>
+              </w:rPr>
+              <w:t>•  3  Embed only, or use of YouTube APIs  -&gt;  section 2.4</w:t>
+            </w:r>
+          </w:p>
+          <w:p>
+            <w:pPr>
+              <w:bidi w:val="0"/>
+              <w:spacing w:after="80"/>
+              <w:jc w:val="left"/>
+            </w:pPr>
+            <w:r>
+              <w:rPr>
+                <w:b/>
+                <w:highlight w:val="yellow"/>
+              </w:rPr>
+              <w:t>•  4  Backend to AI and caption API: purpose, data exchange, authentication  -&gt;  Integration Requirements row, and section 2.4</w:t>
+            </w:r>
+          </w:p>
+          <w:p>
+            <w:pPr>
+              <w:bidi w:val="0"/>
+              <w:spacing w:after="80"/>
+              <w:jc w:val="left"/>
+            </w:pPr>
+            <w:r>
+              <w:rPr>
+                <w:b/>
+                <w:highlight w:val="yellow"/>
+              </w:rPr>
+              <w:t>•  5  Authentication on later logins if passwords are not stored  -&gt;  section 2.9, Solution Security View</w:t>
+            </w:r>
+          </w:p>
+          <w:p>
+            <w:pPr>
+              <w:bidi w:val="0"/>
+              <w:spacing w:after="80"/>
+              <w:jc w:val="left"/>
+            </w:pPr>
+            <w:r>
+              <w:rPr>
+                <w:b/>
+                <w:highlight w:val="yellow"/>
+              </w:rPr>
+              <w:t>•  6  Purpose of the file store and the file types held  -&gt;  section 2.8</w:t>
+            </w:r>
+          </w:p>
+          <w:p>
+            <w:pPr>
+              <w:bidi w:val="0"/>
+              <w:spacing w:after="80"/>
+              <w:jc w:val="left"/>
+            </w:pPr>
+            <w:r>
+              <w:rPr>
+                <w:b/>
+                <w:highlight w:val="yellow"/>
+              </w:rPr>
+              <w:t>•  7  Sequence diagrams for the key workflows  -&gt;  section 2.3, Figure 3, and Figure 2</w:t>
+            </w:r>
+          </w:p>
+          <w:p>
+            <w:pPr>
+              <w:bidi w:val="0"/>
+              <w:spacing w:after="80"/>
+              <w:jc w:val="left"/>
+            </w:pPr>
+            <w:r>
+              <w:rPr>
+                <w:b/>
+                <w:highlight w:val="yellow"/>
+              </w:rPr>
+              <w:t>•  8  Mobile enrolment, key storage, binding, revocation, lost device  -&gt;  section 2.9</w:t>
+            </w:r>
+          </w:p>
+          <w:p>
+            <w:pPr>
+              <w:bidi w:val="0"/>
+              <w:spacing w:after="80"/>
+              <w:jc w:val="left"/>
+            </w:pPr>
+            <w:r>
+              <w:rPr>
+                <w:b/>
+                <w:highlight w:val="yellow"/>
+              </w:rPr>
+              <w:t>•  9  Data shared with each external service  -&gt;  sections 1.3 and 2.4, data specification table</w:t>
+            </w:r>
+          </w:p>
+          <w:p>
+            <w:pPr>
+              <w:bidi w:val="0"/>
+              <w:spacing w:after="80"/>
+              <w:jc w:val="left"/>
+            </w:pPr>
+            <w:r>
+              <w:rPr>
+                <w:b/>
+                <w:highlight w:val="yellow"/>
+              </w:rPr>
+              <w:t>•  10  SIEM and SMTP components, paths, hosting and gateways  -&gt;  sections 2.4, 2.5, 2.7 and the matrix in 2.8</w:t>
+            </w:r>
+          </w:p>
+          <w:p>
+            <w:pPr>
+              <w:bidi w:val="0"/>
+              <w:spacing w:after="80"/>
+              <w:jc w:val="left"/>
+            </w:pPr>
+            <w:r>
+              <w:rPr>
+                <w:b/>
+                <w:highlight w:val="yellow"/>
+              </w:rPr>
+              <w:t>•  11  Load balancer to SIMF.ai  -&gt;  sections 2.1 and 2.4, Figure 1 and Figure 2</w:t>
+            </w:r>
+          </w:p>
+          <w:p>
+            <w:pPr>
+              <w:bidi w:val="0"/>
+              <w:spacing w:after="80"/>
+              <w:jc w:val="left"/>
+            </w:pPr>
+            <w:r>
+              <w:rPr>
+                <w:b/>
+                <w:highlight w:val="yellow"/>
+              </w:rPr>
+              <w:t>•  12  Outbound path, firewall, gateway and zone  -&gt;  section 2.4, section 2.7 and Figure 1</w:t>
+            </w:r>
+          </w:p>
+          <w:p>
+            <w:pPr>
+              <w:bidi w:val="0"/>
+              <w:spacing w:after="80"/>
+              <w:jc w:val="left"/>
+            </w:pPr>
+            <w:r>
+              <w:rPr>
+                <w:b/>
+                <w:highlight w:val="yellow"/>
+              </w:rPr>
+              <w:t>•  13  Deployment diagram per host, and the matrix  -&gt;  sizing table in 2.1 and the matrix in 2.8</w:t>
+            </w:r>
+          </w:p>
+          <w:p>
+            <w:pPr>
+              <w:bidi w:val="0"/>
+              <w:spacing w:after="80"/>
+              <w:jc w:val="left"/>
+            </w:pPr>
+            <w:r>
+              <w:rPr>
                 <w:sz w:val="24"/>
               </w:rPr>
               <w:t>Issue: SIMF-HLD-003, version 1.0, dated 2026-07-30. This issue supersedes SIMF-HLD-002 version 0.07 and answers the thirteen clarification points raised in the technical review. Principal changes: all artificial-intelligence inference now runs on-premises, so no AI request and no session content leaves the ministry network, and the platform's only external integration is the optional YouTube caption import; the deployment view and the Communication Requirements Matrix are stated per host; the controlled egress point, the SMTP relay and the Syslog / SIEM collector are drawn as hosts with their communication paths; and interaction sequences are added for the primary workflows. This issue also corrects four statements in version 0.07 that did not match the delivered system: the real-time server-push channel is not implemented (section 2.2); stored files are encrypted by category rather than universally (section 2.8); the web application firewall is specified but not yet deployed (section 2.9); and no file retention schedule is yet implemented (section 2.8).</w:t>
@@ -2823,6 +3047,20 @@
             <w:tcW w:w="5000" w:type="pct"/>
             <w:shd w:val="clear" w:color="auto" w:fill="FFFFFF" w:themeFill="background1"/>
           </w:tcPr>
+          <w:p>
+            <w:pPr>
+              <w:bidi w:val="0"/>
+              <w:spacing w:before="120" w:after="80"/>
+              <w:jc w:val="left"/>
+            </w:pPr>
+            <w:r>
+              <w:rPr>
+                <w:b/>
+                <w:highlight w:val="yellow"/>
+              </w:rPr>
+              <w:t>REVIEW POINT 9 - data shared with external services, its type, purpose and sensitivity</w:t>
+            </w:r>
+          </w:p>
           <w:p>
             <w:pPr>
               <w:bidi w:val="0"/>
@@ -3160,6 +3398,20 @@
             <w:tcW w:w="5000" w:type="pct"/>
             <w:shd w:val="clear" w:color="auto" w:fill="FFFFFF" w:themeFill="background1"/>
           </w:tcPr>
+          <w:p>
+            <w:pPr>
+              <w:bidi w:val="0"/>
+              <w:spacing w:after="80"/>
+              <w:jc w:val="left"/>
+            </w:pPr>
+            <w:r>
+              <w:rPr>
+                <w:b/>
+                <w:highlight w:val="yellow"/>
+              </w:rPr>
+              <w:t>REVIEW POINT 1 and 11 - three-tier deployment, and the load balancer carries no AI traffic (there is no SIMF.ai component)</w:t>
+            </w:r>
+          </w:p>
           <w:p>
             <w:pPr>
               <w:bidi w:val="0"/>
@@ -4800,6 +5052,20 @@
             <w:r>
               <w:rPr>
                 <w:b/>
+                <w:highlight w:val="yellow"/>
+              </w:rPr>
+              <w:t>REVIEW POINT 7 and 11 - component interaction, and AI as a feature set inside SIMF.Api</w:t>
+            </w:r>
+          </w:p>
+          <w:p>
+            <w:pPr>
+              <w:bidi w:val="0"/>
+              <w:spacing w:before="120" w:after="80"/>
+              <w:jc w:val="left"/>
+            </w:pPr>
+            <w:r>
+              <w:rPr>
+                <w:b/>
                 <w:sz w:val="24"/>
               </w:rPr>
               <w:t>Client applications</w:t>
@@ -5140,6 +5406,60 @@
                 <w:sz w:val="24"/>
               </w:rPr>
               <w:t>Module interaction</w:t>
+            </w:r>
+          </w:p>
+          <w:p>
+            <w:pPr>
+              <w:bidi w:val="0"/>
+              <w:spacing w:after="80"/>
+              <w:jc w:val="left"/>
+            </w:pPr>
+            <w:r>
+              <w:rPr>
+                <w:b/>
+              </w:rPr>
+              <w:t>Figure 2, SIMF component and interaction view. Every connector carries its protocol and port, matching the Communication Requirements Matrix in section 2.8.</w:t>
+            </w:r>
+          </w:p>
+          <w:p>
+            <w:pPr>
+              <w:bidi w:val="0"/>
+              <w:spacing w:after="80"/>
+              <w:jc w:val="left"/>
+            </w:pPr>
+            <w:r>
+              <w:drawing>
+                <wp:inline xmlns:a="http://schemas.openxmlformats.org/drawingml/2006/main" xmlns:pic="http://schemas.openxmlformats.org/drawingml/2006/picture">
+                  <wp:extent cx="6035040" cy="3386662"/>
+                  <wp:docPr id="2" name="Picture 2"/>
+                  <wp:cNvGraphicFramePr>
+                    <a:graphicFrameLocks noChangeAspect="1"/>
+                  </wp:cNvGraphicFramePr>
+                  <a:graphic>
+                    <a:graphicData uri="http://schemas.openxmlformats.org/drawingml/2006/picture">
+                      <pic:pic>
+                        <pic:nvPicPr>
+                          <pic:cNvPr id="0" name="SIMF-HLD-003-Component-Interaction.png"/>
+                          <pic:cNvPicPr/>
+                        </pic:nvPicPr>
+                        <pic:blipFill>
+                          <a:blip r:embed="rId14"/>
+                          <a:stretch>
+                            <a:fillRect/>
+                          </a:stretch>
+                        </pic:blipFill>
+                        <pic:spPr>
+                          <a:xfrm>
+                            <a:off x="0" y="0"/>
+                            <a:ext cx="6035040" cy="3386662"/>
+                          </a:xfrm>
+                          <a:prstGeom prst="rect"/>
+                        </pic:spPr>
+                      </pic:pic>
+                    </a:graphicData>
+                  </a:graphic>
+                </wp:inline>
+              </w:drawing>
             </w:r>
           </w:p>
           <w:p>
@@ -5255,6 +5575,20 @@
             <w:r>
               <w:rPr>
                 <w:b/>
+                <w:highlight w:val="yellow"/>
+              </w:rPr>
+              <w:t>REVIEW POINT 7 - sequence and flow of the key system workflows, showing the interaction between all relevant components</w:t>
+            </w:r>
+          </w:p>
+          <w:p>
+            <w:pPr>
+              <w:bidi w:val="0"/>
+              <w:spacing w:after="80"/>
+              <w:jc w:val="left"/>
+            </w:pPr>
+            <w:r>
+              <w:rPr>
+                <w:b/>
                 <w:sz w:val="24"/>
               </w:rPr>
               <w:t xml:space="preserve">Visitor registration and approval: </w:t>
@@ -5496,6 +5830,60 @@
                 <w:sz w:val="22"/>
               </w:rPr>
               <w:t>8. Asynchronous e-mail dispatch. (1) SIMF.Api enqueues the message and returns immediately, so mail latency never blocks a request. (2) The background worker drains the queue and sends through the SMTP relay over 587. (3) The worker reports the outcome with its correlation id to the Syslog and SIEM collector over 6514.</w:t>
+            </w:r>
+          </w:p>
+          <w:p>
+            <w:pPr>
+              <w:bidi w:val="0"/>
+              <w:spacing w:after="80"/>
+              <w:jc w:val="left"/>
+            </w:pPr>
+            <w:r>
+              <w:rPr>
+                <w:b/>
+              </w:rPr>
+              <w:t>Figure 3, key system workflows end to end, by swimlane. The numbered interaction sequences above give the step detail behind this flow.</w:t>
+            </w:r>
+          </w:p>
+          <w:p>
+            <w:pPr>
+              <w:bidi w:val="0"/>
+              <w:spacing w:after="80"/>
+              <w:jc w:val="left"/>
+            </w:pPr>
+            <w:r>
+              <w:drawing>
+                <wp:inline xmlns:a="http://schemas.openxmlformats.org/drawingml/2006/main" xmlns:pic="http://schemas.openxmlformats.org/drawingml/2006/picture">
+                  <wp:extent cx="6035040" cy="4987694"/>
+                  <wp:docPr id="3" name="Picture 3"/>
+                  <wp:cNvGraphicFramePr>
+                    <a:graphicFrameLocks noChangeAspect="1"/>
+                  </wp:cNvGraphicFramePr>
+                  <a:graphic>
+                    <a:graphicData uri="http://schemas.openxmlformats.org/drawingml/2006/picture">
+                      <pic:pic>
+                        <pic:nvPicPr>
+                          <pic:cNvPr id="0" name="SIMF-HLD-003-Workflow-Flow.png"/>
+                          <pic:cNvPicPr/>
+                        </pic:nvPicPr>
+                        <pic:blipFill>
+                          <a:blip r:embed="rId15"/>
+                          <a:stretch>
+                            <a:fillRect/>
+                          </a:stretch>
+                        </pic:blipFill>
+                        <pic:spPr>
+                          <a:xfrm>
+                            <a:off x="0" y="0"/>
+                            <a:ext cx="6035040" cy="4987694"/>
+                          </a:xfrm>
+                          <a:prstGeom prst="rect"/>
+                        </pic:spPr>
+                      </pic:pic>
+                    </a:graphicData>
+                  </a:graphic>
+                </wp:inline>
+              </w:drawing>
             </w:r>
           </w:p>
           <w:p>
@@ -5613,6 +6001,20 @@
             <w:r>
               <w:rPr>
                 <w:b/>
+                <w:highlight w:val="yellow"/>
+              </w:rPr>
+              <w:t>REVIEW POINT 2, 3, 4, 9 and 12 - YouTube flows, scope of API use, AI and caption data exchange and authentication, and the outbound path</w:t>
+            </w:r>
+          </w:p>
+          <w:p>
+            <w:pPr>
+              <w:bidi w:val="0"/>
+              <w:spacing w:before="120" w:after="80"/>
+              <w:jc w:val="left"/>
+            </w:pPr>
+            <w:r>
+              <w:rPr>
+                <w:b/>
                 <w:sz w:val="24"/>
               </w:rPr>
               <w:t>Internal interfaces</w:t>
@@ -5690,13 +6092,7 @@
                 <w:b/>
                 <w:sz w:val="24"/>
               </w:rPr>
-              <w:t xml:space="preserve">API to Syslog / SIEM: </w:t>
-            </w:r>
-            <w:r>
-              <w:rPr>
-                <w:sz w:val="24"/>
-              </w:rPr>
-              <w:t>structured Serilog events with a correlation ID.</w:t>
+              <w:t>API to Syslog / SIEM: structured Serilog events with a correlation ID, written to console and rolling files. A log shipper forwards them to the collector over Syslog / TLS 6514; the application holds no syslog sink (C5).</w:t>
             </w:r>
           </w:p>
           <w:p>
@@ -5827,6 +6223,20 @@
                 <w:sz w:val="24"/>
               </w:rPr>
               <w:t>the attendee device plays the configured stream URL directly. The platform stores only the URL, and this traffic does not traverse the SIMF backend.</w:t>
+            </w:r>
+          </w:p>
+          <w:p>
+            <w:pPr>
+              <w:bidi w:val="0"/>
+              <w:spacing w:after="80"/>
+              <w:jc w:val="left"/>
+            </w:pPr>
+            <w:r>
+              <w:rPr>
+                <w:b/>
+                <w:sz w:val="24"/>
+              </w:rPr>
+              <w:t>Data specification for the AI service. Every AI call passes through one method, which substitutes caller inputs into exactly two template strings (a system prompt and a user prompt) and passes nothing else to the provider. The complete set of data that can reach an AI service is therefore the placeholder set of the seeded prompts, listed below. Caps per call: 16 inputs, 64-character keys, 4000-character values. Authentication: the on-premises endpoint is reached inside the SSA zone and no credential leaves the ministry; the cloud header forms (x-goog-api-key, x-api-key, Authorization Bearer) are NOT used. Never sent, structurally: user ids, e-mail addresses, national ID / Iqama / passport numbers, mobile numbers, password hashes, tokens, one-time codes, device keys, badge payloads, gate scans or stored files. The caller identity travels in a separate context object that is used only for the local audit record and never enters the provider call.</w:t>
             </w:r>
           </w:p>
           <w:p>
@@ -5843,6 +6253,902 @@
               </w:rPr>
               <w:t>No inbound interface is exposed to any external entity.</w:t>
             </w:r>
+          </w:p>
+          <w:tbl>
+            <w:tblPr>
+              <w:tblStyle w:val="TableGrid"/>
+              <w:tblW w:type="auto" w:w="0"/>
+              <w:tblLook w:firstColumn="1" w:firstRow="1" w:lastColumn="0" w:lastRow="0" w:noHBand="0" w:noVBand="1" w:val="04A0"/>
+            </w:tblPr>
+            <w:tblGrid>
+              <w:gridCol w:w="1872"/>
+              <w:gridCol w:w="1872"/>
+              <w:gridCol w:w="1872"/>
+              <w:gridCol w:w="1872"/>
+              <w:gridCol w:w="1872"/>
+            </w:tblGrid>
+            <w:tr>
+              <w:tc>
+                <w:tcPr>
+                  <w:tcW w:type="dxa" w:w="1872"/>
+                </w:tcPr>
+                <w:p>
+                  <w:pPr>
+                    <w:spacing w:after="20"/>
+                  </w:pPr>
+                  <w:r/>
+                  <w:r>
+                    <w:rPr>
+                      <w:b/>
+                      <w:sz w:val="16"/>
+                    </w:rPr>
+                    <w:t>Feature (prompt key)</w:t>
+                  </w:r>
+                </w:p>
+              </w:tc>
+              <w:tc>
+                <w:tcPr>
+                  <w:tcW w:type="dxa" w:w="1872"/>
+                </w:tcPr>
+                <w:p>
+                  <w:pPr>
+                    <w:spacing w:after="20"/>
+                  </w:pPr>
+                  <w:r/>
+                  <w:r>
+                    <w:rPr>
+                      <w:b/>
+                      <w:sz w:val="16"/>
+                    </w:rPr>
+                    <w:t>Fields sent</w:t>
+                  </w:r>
+                </w:p>
+              </w:tc>
+              <w:tc>
+                <w:tcPr>
+                  <w:tcW w:type="dxa" w:w="1872"/>
+                </w:tcPr>
+                <w:p>
+                  <w:pPr>
+                    <w:spacing w:after="20"/>
+                  </w:pPr>
+                  <w:r/>
+                  <w:r>
+                    <w:rPr>
+                      <w:b/>
+                      <w:sz w:val="16"/>
+                    </w:rPr>
+                    <w:t>Source of the value</w:t>
+                  </w:r>
+                </w:p>
+              </w:tc>
+              <w:tc>
+                <w:tcPr>
+                  <w:tcW w:type="dxa" w:w="1872"/>
+                </w:tcPr>
+                <w:p>
+                  <w:pPr>
+                    <w:spacing w:after="20"/>
+                  </w:pPr>
+                  <w:r/>
+                  <w:r>
+                    <w:rPr>
+                      <w:b/>
+                      <w:sz w:val="16"/>
+                    </w:rPr>
+                    <w:t>Personal data</w:t>
+                  </w:r>
+                </w:p>
+              </w:tc>
+              <w:tc>
+                <w:tcPr>
+                  <w:tcW w:type="dxa" w:w="1872"/>
+                </w:tcPr>
+                <w:p>
+                  <w:pPr>
+                    <w:spacing w:after="20"/>
+                  </w:pPr>
+                  <w:r/>
+                  <w:r>
+                    <w:rPr>
+                      <w:b/>
+                      <w:sz w:val="16"/>
+                    </w:rPr>
+                    <w:t>Destination</w:t>
+                  </w:r>
+                </w:p>
+              </w:tc>
+            </w:tr>
+            <w:tr>
+              <w:tc>
+                <w:tcPr>
+                  <w:tcW w:type="dxa" w:w="1872"/>
+                </w:tcPr>
+                <w:p>
+                  <w:pPr>
+                    <w:spacing w:after="20"/>
+                  </w:pPr>
+                  <w:r/>
+                  <w:r>
+                    <w:rPr>
+                      <w:sz w:val="16"/>
+                    </w:rPr>
+                    <w:t>Audience question filter (question-filter)</w:t>
+                  </w:r>
+                </w:p>
+              </w:tc>
+              <w:tc>
+                <w:tcPr>
+                  <w:tcW w:type="dxa" w:w="1872"/>
+                </w:tcPr>
+                <w:p>
+                  <w:pPr>
+                    <w:spacing w:after="20"/>
+                  </w:pPr>
+                  <w:r/>
+                  <w:r>
+                    <w:rPr>
+                      <w:sz w:val="16"/>
+                    </w:rPr>
+                    <w:t>text</w:t>
+                  </w:r>
+                </w:p>
+              </w:tc>
+              <w:tc>
+                <w:tcPr>
+                  <w:tcW w:type="dxa" w:w="1872"/>
+                </w:tcPr>
+                <w:p>
+                  <w:pPr>
+                    <w:spacing w:after="20"/>
+                  </w:pPr>
+                  <w:r/>
+                  <w:r>
+                    <w:rPr>
+                      <w:sz w:val="16"/>
+                    </w:rPr>
+                    <w:t>The attendee's question body</w:t>
+                  </w:r>
+                </w:p>
+              </w:tc>
+              <w:tc>
+                <w:tcPr>
+                  <w:tcW w:type="dxa" w:w="1872"/>
+                </w:tcPr>
+                <w:p>
+                  <w:pPr>
+                    <w:spacing w:after="20"/>
+                  </w:pPr>
+                  <w:r/>
+                  <w:r>
+                    <w:rPr>
+                      <w:sz w:val="16"/>
+                    </w:rPr>
+                    <w:t>No</w:t>
+                  </w:r>
+                </w:p>
+              </w:tc>
+              <w:tc>
+                <w:tcPr>
+                  <w:tcW w:type="dxa" w:w="1872"/>
+                </w:tcPr>
+                <w:p>
+                  <w:pPr>
+                    <w:spacing w:after="20"/>
+                  </w:pPr>
+                  <w:r/>
+                  <w:r>
+                    <w:rPr>
+                      <w:sz w:val="16"/>
+                    </w:rPr>
+                    <w:t>On-premises AI, SSA zone</w:t>
+                  </w:r>
+                </w:p>
+              </w:tc>
+            </w:tr>
+            <w:tr>
+              <w:tc>
+                <w:tcPr>
+                  <w:tcW w:type="dxa" w:w="1872"/>
+                </w:tcPr>
+                <w:p>
+                  <w:pPr>
+                    <w:spacing w:after="20"/>
+                  </w:pPr>
+                  <w:r/>
+                  <w:r>
+                    <w:rPr>
+                      <w:sz w:val="16"/>
+                    </w:rPr>
+                    <w:t>Event FAQ assistant (faq-answer)</w:t>
+                  </w:r>
+                </w:p>
+              </w:tc>
+              <w:tc>
+                <w:tcPr>
+                  <w:tcW w:type="dxa" w:w="1872"/>
+                </w:tcPr>
+                <w:p>
+                  <w:pPr>
+                    <w:spacing w:after="20"/>
+                  </w:pPr>
+                  <w:r/>
+                  <w:r>
+                    <w:rPr>
+                      <w:sz w:val="16"/>
+                    </w:rPr>
+                    <w:t>question</w:t>
+                  </w:r>
+                </w:p>
+              </w:tc>
+              <w:tc>
+                <w:tcPr>
+                  <w:tcW w:type="dxa" w:w="1872"/>
+                </w:tcPr>
+                <w:p>
+                  <w:pPr>
+                    <w:spacing w:after="20"/>
+                  </w:pPr>
+                  <w:r/>
+                  <w:r>
+                    <w:rPr>
+                      <w:sz w:val="16"/>
+                    </w:rPr>
+                    <w:t>Caller free text</w:t>
+                  </w:r>
+                </w:p>
+              </w:tc>
+              <w:tc>
+                <w:tcPr>
+                  <w:tcW w:type="dxa" w:w="1872"/>
+                </w:tcPr>
+                <w:p>
+                  <w:pPr>
+                    <w:spacing w:after="20"/>
+                  </w:pPr>
+                  <w:r/>
+                  <w:r>
+                    <w:rPr>
+                      <w:sz w:val="16"/>
+                    </w:rPr>
+                    <w:t>No</w:t>
+                  </w:r>
+                </w:p>
+              </w:tc>
+              <w:tc>
+                <w:tcPr>
+                  <w:tcW w:type="dxa" w:w="1872"/>
+                </w:tcPr>
+                <w:p>
+                  <w:pPr>
+                    <w:spacing w:after="20"/>
+                  </w:pPr>
+                  <w:r/>
+                  <w:r>
+                    <w:rPr>
+                      <w:sz w:val="16"/>
+                    </w:rPr>
+                    <w:t>On-premises AI, SSA zone</w:t>
+                  </w:r>
+                </w:p>
+              </w:tc>
+            </w:tr>
+            <w:tr>
+              <w:tc>
+                <w:tcPr>
+                  <w:tcW w:type="dxa" w:w="1872"/>
+                </w:tcPr>
+                <w:p>
+                  <w:pPr>
+                    <w:spacing w:after="20"/>
+                  </w:pPr>
+                  <w:r/>
+                  <w:r>
+                    <w:rPr>
+                      <w:sz w:val="16"/>
+                    </w:rPr>
+                    <w:t>Visitor concierge (assistance)</w:t>
+                  </w:r>
+                </w:p>
+              </w:tc>
+              <w:tc>
+                <w:tcPr>
+                  <w:tcW w:type="dxa" w:w="1872"/>
+                </w:tcPr>
+                <w:p>
+                  <w:pPr>
+                    <w:spacing w:after="20"/>
+                  </w:pPr>
+                  <w:r/>
+                  <w:r>
+                    <w:rPr>
+                      <w:sz w:val="16"/>
+                    </w:rPr>
+                    <w:t>locale, message, history, context</w:t>
+                  </w:r>
+                </w:p>
+              </w:tc>
+              <w:tc>
+                <w:tcPr>
+                  <w:tcW w:type="dxa" w:w="1872"/>
+                </w:tcPr>
+                <w:p>
+                  <w:pPr>
+                    <w:spacing w:after="20"/>
+                  </w:pPr>
+                  <w:r/>
+                  <w:r>
+                    <w:rPr>
+                      <w:sz w:val="16"/>
+                    </w:rPr>
+                    <w:t>UI language; visitor free text; that visitor's own recent turns; server-built context of public sessions, FAQ and booths</w:t>
+                  </w:r>
+                </w:p>
+              </w:tc>
+              <w:tc>
+                <w:tcPr>
+                  <w:tcW w:type="dxa" w:w="1872"/>
+                </w:tcPr>
+                <w:p>
+                  <w:pPr>
+                    <w:spacing w:after="20"/>
+                  </w:pPr>
+                  <w:r/>
+                  <w:r>
+                    <w:rPr>
+                      <w:sz w:val="16"/>
+                    </w:rPr>
+                    <w:t>No</w:t>
+                  </w:r>
+                </w:p>
+              </w:tc>
+              <w:tc>
+                <w:tcPr>
+                  <w:tcW w:type="dxa" w:w="1872"/>
+                </w:tcPr>
+                <w:p>
+                  <w:pPr>
+                    <w:spacing w:after="20"/>
+                  </w:pPr>
+                  <w:r/>
+                  <w:r>
+                    <w:rPr>
+                      <w:sz w:val="16"/>
+                    </w:rPr>
+                    <w:t>On-premises AI, SSA zone</w:t>
+                  </w:r>
+                </w:p>
+              </w:tc>
+            </w:tr>
+            <w:tr>
+              <w:tc>
+                <w:tcPr>
+                  <w:tcW w:type="dxa" w:w="1872"/>
+                </w:tcPr>
+                <w:p>
+                  <w:pPr>
+                    <w:spacing w:after="20"/>
+                  </w:pPr>
+                  <w:r/>
+                  <w:r>
+                    <w:rPr>
+                      <w:sz w:val="16"/>
+                    </w:rPr>
+                    <w:t>Text translator (translate)</w:t>
+                  </w:r>
+                </w:p>
+              </w:tc>
+              <w:tc>
+                <w:tcPr>
+                  <w:tcW w:type="dxa" w:w="1872"/>
+                </w:tcPr>
+                <w:p>
+                  <w:pPr>
+                    <w:spacing w:after="20"/>
+                  </w:pPr>
+                  <w:r/>
+                  <w:r>
+                    <w:rPr>
+                      <w:sz w:val="16"/>
+                    </w:rPr>
+                    <w:t>text, sourceLang, targetLang</w:t>
+                  </w:r>
+                </w:p>
+              </w:tc>
+              <w:tc>
+                <w:tcPr>
+                  <w:tcW w:type="dxa" w:w="1872"/>
+                </w:tcPr>
+                <w:p>
+                  <w:pPr>
+                    <w:spacing w:after="20"/>
+                  </w:pPr>
+                  <w:r/>
+                  <w:r>
+                    <w:rPr>
+                      <w:sz w:val="16"/>
+                    </w:rPr>
+                    <w:t>Caller-supplied text and two language codes</w:t>
+                  </w:r>
+                </w:p>
+              </w:tc>
+              <w:tc>
+                <w:tcPr>
+                  <w:tcW w:type="dxa" w:w="1872"/>
+                </w:tcPr>
+                <w:p>
+                  <w:pPr>
+                    <w:spacing w:after="20"/>
+                  </w:pPr>
+                  <w:r/>
+                  <w:r>
+                    <w:rPr>
+                      <w:sz w:val="16"/>
+                    </w:rPr>
+                    <w:t>No</w:t>
+                  </w:r>
+                </w:p>
+              </w:tc>
+              <w:tc>
+                <w:tcPr>
+                  <w:tcW w:type="dxa" w:w="1872"/>
+                </w:tcPr>
+                <w:p>
+                  <w:pPr>
+                    <w:spacing w:after="20"/>
+                  </w:pPr>
+                  <w:r/>
+                  <w:r>
+                    <w:rPr>
+                      <w:sz w:val="16"/>
+                    </w:rPr>
+                    <w:t>On-premises AI, SSA zone</w:t>
+                  </w:r>
+                </w:p>
+              </w:tc>
+            </w:tr>
+            <w:tr>
+              <w:tc>
+                <w:tcPr>
+                  <w:tcW w:type="dxa" w:w="1872"/>
+                </w:tcPr>
+                <w:p>
+                  <w:pPr>
+                    <w:spacing w:after="20"/>
+                  </w:pPr>
+                  <w:r/>
+                  <w:r>
+                    <w:rPr>
+                      <w:sz w:val="16"/>
+                    </w:rPr>
+                    <w:t>Live speech translator (live-translation)</w:t>
+                  </w:r>
+                </w:p>
+              </w:tc>
+              <w:tc>
+                <w:tcPr>
+                  <w:tcW w:type="dxa" w:w="1872"/>
+                </w:tcPr>
+                <w:p>
+                  <w:pPr>
+                    <w:spacing w:after="20"/>
+                  </w:pPr>
+                  <w:r/>
+                  <w:r>
+                    <w:rPr>
+                      <w:sz w:val="16"/>
+                    </w:rPr>
+                    <w:t>text, sourceLang, targetLang</w:t>
+                  </w:r>
+                </w:p>
+              </w:tc>
+              <w:tc>
+                <w:tcPr>
+                  <w:tcW w:type="dxa" w:w="1872"/>
+                </w:tcPr>
+                <w:p>
+                  <w:pPr>
+                    <w:spacing w:after="20"/>
+                  </w:pPr>
+                  <w:r/>
+                  <w:r>
+                    <w:rPr>
+                      <w:sz w:val="16"/>
+                    </w:rPr>
+                    <w:t>In-progress transcript chunk</w:t>
+                  </w:r>
+                </w:p>
+              </w:tc>
+              <w:tc>
+                <w:tcPr>
+                  <w:tcW w:type="dxa" w:w="1872"/>
+                </w:tcPr>
+                <w:p>
+                  <w:pPr>
+                    <w:spacing w:after="20"/>
+                  </w:pPr>
+                  <w:r/>
+                  <w:r>
+                    <w:rPr>
+                      <w:sz w:val="16"/>
+                    </w:rPr>
+                    <w:t>No</w:t>
+                  </w:r>
+                </w:p>
+              </w:tc>
+              <w:tc>
+                <w:tcPr>
+                  <w:tcW w:type="dxa" w:w="1872"/>
+                </w:tcPr>
+                <w:p>
+                  <w:pPr>
+                    <w:spacing w:after="20"/>
+                  </w:pPr>
+                  <w:r/>
+                  <w:r>
+                    <w:rPr>
+                      <w:sz w:val="16"/>
+                    </w:rPr>
+                    <w:t>On-premises AI, SSA zone</w:t>
+                  </w:r>
+                </w:p>
+              </w:tc>
+            </w:tr>
+            <w:tr>
+              <w:tc>
+                <w:tcPr>
+                  <w:tcW w:type="dxa" w:w="1872"/>
+                </w:tcPr>
+                <w:p>
+                  <w:pPr>
+                    <w:spacing w:after="20"/>
+                  </w:pPr>
+                  <w:r/>
+                  <w:r>
+                    <w:rPr>
+                      <w:sz w:val="16"/>
+                    </w:rPr>
+                    <w:t>Live sign-language gloss (live-sign-language)</w:t>
+                  </w:r>
+                </w:p>
+              </w:tc>
+              <w:tc>
+                <w:tcPr>
+                  <w:tcW w:type="dxa" w:w="1872"/>
+                </w:tcPr>
+                <w:p>
+                  <w:pPr>
+                    <w:spacing w:after="20"/>
+                  </w:pPr>
+                  <w:r/>
+                  <w:r>
+                    <w:rPr>
+                      <w:sz w:val="16"/>
+                    </w:rPr>
+                    <w:t>text</w:t>
+                  </w:r>
+                </w:p>
+              </w:tc>
+              <w:tc>
+                <w:tcPr>
+                  <w:tcW w:type="dxa" w:w="1872"/>
+                </w:tcPr>
+                <w:p>
+                  <w:pPr>
+                    <w:spacing w:after="20"/>
+                  </w:pPr>
+                  <w:r/>
+                  <w:r>
+                    <w:rPr>
+                      <w:sz w:val="16"/>
+                    </w:rPr>
+                    <w:t>In-progress transcript chunk</w:t>
+                  </w:r>
+                </w:p>
+              </w:tc>
+              <w:tc>
+                <w:tcPr>
+                  <w:tcW w:type="dxa" w:w="1872"/>
+                </w:tcPr>
+                <w:p>
+                  <w:pPr>
+                    <w:spacing w:after="20"/>
+                  </w:pPr>
+                  <w:r/>
+                  <w:r>
+                    <w:rPr>
+                      <w:sz w:val="16"/>
+                    </w:rPr>
+                    <w:t>No</w:t>
+                  </w:r>
+                </w:p>
+              </w:tc>
+              <w:tc>
+                <w:tcPr>
+                  <w:tcW w:type="dxa" w:w="1872"/>
+                </w:tcPr>
+                <w:p>
+                  <w:pPr>
+                    <w:spacing w:after="20"/>
+                  </w:pPr>
+                  <w:r/>
+                  <w:r>
+                    <w:rPr>
+                      <w:sz w:val="16"/>
+                    </w:rPr>
+                    <w:t>On-premises AI, SSA zone</w:t>
+                  </w:r>
+                </w:p>
+              </w:tc>
+            </w:tr>
+            <w:tr>
+              <w:tc>
+                <w:tcPr>
+                  <w:tcW w:type="dxa" w:w="1872"/>
+                </w:tcPr>
+                <w:p>
+                  <w:pPr>
+                    <w:spacing w:after="20"/>
+                  </w:pPr>
+                  <w:r/>
+                  <w:r>
+                    <w:rPr>
+                      <w:sz w:val="16"/>
+                    </w:rPr>
+                    <w:t>Session minutes drafter (session-summary)</w:t>
+                  </w:r>
+                </w:p>
+              </w:tc>
+              <w:tc>
+                <w:tcPr>
+                  <w:tcW w:type="dxa" w:w="1872"/>
+                </w:tcPr>
+                <w:p>
+                  <w:pPr>
+                    <w:spacing w:after="20"/>
+                  </w:pPr>
+                  <w:r/>
+                  <w:r>
+                    <w:rPr>
+                      <w:sz w:val="16"/>
+                    </w:rPr>
+                    <w:t>sessionTitle, speakers, sessionAbstract, transcript, transcriptArabic</w:t>
+                  </w:r>
+                </w:p>
+              </w:tc>
+              <w:tc>
+                <w:tcPr>
+                  <w:tcW w:type="dxa" w:w="1872"/>
+                </w:tcPr>
+                <w:p>
+                  <w:pPr>
+                    <w:spacing w:after="20"/>
+                  </w:pPr>
+                  <w:r/>
+                  <w:r>
+                    <w:rPr>
+                      <w:sz w:val="16"/>
+                    </w:rPr>
+                    <w:t>Session title and description; the display names of the session's active speakers; the session's stored subtitle in English and Arabic</w:t>
+                  </w:r>
+                </w:p>
+              </w:tc>
+              <w:tc>
+                <w:tcPr>
+                  <w:tcW w:type="dxa" w:w="1872"/>
+                </w:tcPr>
+                <w:p>
+                  <w:pPr>
+                    <w:spacing w:after="20"/>
+                  </w:pPr>
+                  <w:r/>
+                  <w:r>
+                    <w:rPr>
+                      <w:sz w:val="16"/>
+                    </w:rPr>
+                    <w:t>YES: speaker display names (published programme data)</w:t>
+                  </w:r>
+                </w:p>
+              </w:tc>
+              <w:tc>
+                <w:tcPr>
+                  <w:tcW w:type="dxa" w:w="1872"/>
+                </w:tcPr>
+                <w:p>
+                  <w:pPr>
+                    <w:spacing w:after="20"/>
+                  </w:pPr>
+                  <w:r/>
+                  <w:r>
+                    <w:rPr>
+                      <w:sz w:val="16"/>
+                    </w:rPr>
+                    <w:t>On-premises AI, SSA zone</w:t>
+                  </w:r>
+                </w:p>
+              </w:tc>
+            </w:tr>
+            <w:tr>
+              <w:tc>
+                <w:tcPr>
+                  <w:tcW w:type="dxa" w:w="1872"/>
+                </w:tcPr>
+                <w:p>
+                  <w:pPr>
+                    <w:spacing w:after="20"/>
+                  </w:pPr>
+                  <w:r/>
+                  <w:r>
+                    <w:rPr>
+                      <w:sz w:val="16"/>
+                    </w:rPr>
+                    <w:t>Control Panel assistant (cp-assistant)</w:t>
+                  </w:r>
+                </w:p>
+              </w:tc>
+              <w:tc>
+                <w:tcPr>
+                  <w:tcW w:type="dxa" w:w="1872"/>
+                </w:tcPr>
+                <w:p>
+                  <w:pPr>
+                    <w:spacing w:after="20"/>
+                  </w:pPr>
+                  <w:r/>
+                  <w:r>
+                    <w:rPr>
+                      <w:sz w:val="16"/>
+                    </w:rPr>
+                    <w:t>question, locale, pages</w:t>
+                  </w:r>
+                </w:p>
+              </w:tc>
+              <w:tc>
+                <w:tcPr>
+                  <w:tcW w:type="dxa" w:w="1872"/>
+                </w:tcPr>
+                <w:p>
+                  <w:pPr>
+                    <w:spacing w:after="20"/>
+                  </w:pPr>
+                  <w:r/>
+                  <w:r>
+                    <w:rPr>
+                      <w:sz w:val="16"/>
+                    </w:rPr>
+                    <w:t>Operator free text; UI language; the directory of Control Panel pages this operator may open</w:t>
+                  </w:r>
+                </w:p>
+              </w:tc>
+              <w:tc>
+                <w:tcPr>
+                  <w:tcW w:type="dxa" w:w="1872"/>
+                </w:tcPr>
+                <w:p>
+                  <w:pPr>
+                    <w:spacing w:after="20"/>
+                  </w:pPr>
+                  <w:r/>
+                  <w:r>
+                    <w:rPr>
+                      <w:sz w:val="16"/>
+                    </w:rPr>
+                    <w:t>No</w:t>
+                  </w:r>
+                </w:p>
+              </w:tc>
+              <w:tc>
+                <w:tcPr>
+                  <w:tcW w:type="dxa" w:w="1872"/>
+                </w:tcPr>
+                <w:p>
+                  <w:pPr>
+                    <w:spacing w:after="20"/>
+                  </w:pPr>
+                  <w:r/>
+                  <w:r>
+                    <w:rPr>
+                      <w:sz w:val="16"/>
+                    </w:rPr>
+                    <w:t>On-premises AI, SSA zone</w:t>
+                  </w:r>
+                </w:p>
+              </w:tc>
+            </w:tr>
+            <w:tr>
+              <w:tc>
+                <w:tcPr>
+                  <w:tcW w:type="dxa" w:w="1872"/>
+                </w:tcPr>
+                <w:p>
+                  <w:pPr>
+                    <w:spacing w:after="20"/>
+                  </w:pPr>
+                  <w:r/>
+                  <w:r>
+                    <w:rPr>
+                      <w:sz w:val="16"/>
+                    </w:rPr>
+                    <w:t>YouTube caption import (not AI)</w:t>
+                  </w:r>
+                </w:p>
+              </w:tc>
+              <w:tc>
+                <w:tcPr>
+                  <w:tcW w:type="dxa" w:w="1872"/>
+                </w:tcPr>
+                <w:p>
+                  <w:pPr>
+                    <w:spacing w:after="20"/>
+                  </w:pPr>
+                  <w:r/>
+                  <w:r>
+                    <w:rPr>
+                      <w:sz w:val="16"/>
+                    </w:rPr>
+                    <w:t>videoId</w:t>
+                  </w:r>
+                </w:p>
+              </w:tc>
+              <w:tc>
+                <w:tcPr>
+                  <w:tcW w:type="dxa" w:w="1872"/>
+                </w:tcPr>
+                <w:p>
+                  <w:pPr>
+                    <w:spacing w:after="20"/>
+                  </w:pPr>
+                  <w:r/>
+                  <w:r>
+                    <w:rPr>
+                      <w:sz w:val="16"/>
+                    </w:rPr>
+                    <w:t>The public identifier of a broadcast the ministry itself published</w:t>
+                  </w:r>
+                </w:p>
+              </w:tc>
+              <w:tc>
+                <w:tcPr>
+                  <w:tcW w:type="dxa" w:w="1872"/>
+                </w:tcPr>
+                <w:p>
+                  <w:pPr>
+                    <w:spacing w:after="20"/>
+                  </w:pPr>
+                  <w:r/>
+                  <w:r>
+                    <w:rPr>
+                      <w:sz w:val="16"/>
+                    </w:rPr>
+                    <w:t>No</w:t>
+                  </w:r>
+                </w:p>
+              </w:tc>
+              <w:tc>
+                <w:tcPr>
+                  <w:tcW w:type="dxa" w:w="1872"/>
+                </w:tcPr>
+                <w:p>
+                  <w:pPr>
+                    <w:spacing w:after="20"/>
+                  </w:pPr>
+                  <w:r/>
+                  <w:r>
+                    <w:rPr>
+                      <w:sz w:val="16"/>
+                    </w:rPr>
+                    <w:t>YouTube, via the controlled egress point</w:t>
+                  </w:r>
+                </w:p>
+              </w:tc>
+            </w:tr>
+          </w:tbl>
+          <w:p>
+            <w:pPr>
+              <w:bidi w:val="0"/>
+              <w:spacing w:after="80"/>
+              <w:jc w:val="left"/>
+            </w:pPr>
           </w:p>
         </w:tc>
       </w:tr>
@@ -6018,7 +7324,21 @@
                 <w:b/>
                 <w:sz w:val="24"/>
               </w:rPr>
-              <w:t>SIEM integration is vendor-neutral by design. SIMF ships fifteen detection rules in Sigma 2.x format together with a canonical Detail JSON field contract for SOC ingestion, so the rules deploy to whichever SOC platform the ministry operates. The collector receives Syslog over TLS on port 6514 from every application host and from the database tier.</w:t>
+              <w:t>As-built note (C5): the application writes Serilog to console and to rolling files only. No syslog sink is present in the build, so forwarding to the central collector is performed by a log shipper configured at deployment, not by the application itself. The event content, the canonical Detail JSON contract and the fifteen Sigma 2.x rules are unaffected.</w:t>
+            </w:r>
+          </w:p>
+          <w:p>
+            <w:pPr>
+              <w:bidi w:val="0"/>
+              <w:spacing w:after="80"/>
+              <w:jc w:val="left"/>
+            </w:pPr>
+            <w:r>
+              <w:rPr>
+                <w:b/>
+                <w:sz w:val="24"/>
+              </w:rPr>
+              <w:t>Events logged</w:t>
             </w:r>
           </w:p>
           <w:p>
@@ -6418,6 +7738,20 @@
             <w:tcW w:w="5000" w:type="pct"/>
             <w:shd w:val="clear" w:color="auto" w:fill="FFFFFF" w:themeFill="background1"/>
           </w:tcPr>
+          <w:p>
+            <w:pPr>
+              <w:bidi w:val="0"/>
+              <w:spacing w:after="80"/>
+              <w:jc w:val="left"/>
+            </w:pPr>
+            <w:r>
+              <w:rPr>
+                <w:b/>
+                <w:highlight w:val="yellow"/>
+              </w:rPr>
+              <w:t>REVIEW POINT 10 and 13 - SIEM and SMTP hosting and communication paths, and one host per component</w:t>
+            </w:r>
+          </w:p>
           <w:p>
             <w:pPr>
               <w:bidi w:val="0"/>
@@ -6828,6 +8162,20 @@
             <w:shd w:val="clear" w:color="auto" w:fill="FFFFFF" w:themeFill="background1"/>
             <w:vAlign w:val="center"/>
           </w:tcPr>
+          <w:p>
+            <w:pPr>
+              <w:bidi w:val="0"/>
+              <w:spacing w:after="80"/>
+              <w:jc w:val="left"/>
+            </w:pPr>
+            <w:r>
+              <w:rPr>
+                <w:b/>
+                <w:highlight w:val="yellow"/>
+              </w:rPr>
+              <w:t>REVIEW POINT 6 - purpose of the file store and the file types held</w:t>
+            </w:r>
+          </w:p>
           <w:p>
             <w:pPr>
               <w:bidi w:val="0"/>
@@ -9631,6 +10979,20 @@
             <w:r>
               <w:rPr>
                 <w:b/>
+                <w:highlight w:val="yellow"/>
+              </w:rPr>
+              <w:t>REVIEW POINT 5 and 8 - password storage and subsequent logins, and mobile enrolment, key storage, device binding, revocation and lost devices</w:t>
+            </w:r>
+          </w:p>
+          <w:p>
+            <w:pPr>
+              <w:bidi w:val="0"/>
+              <w:spacing w:before="120" w:after="80"/>
+              <w:jc w:val="left"/>
+            </w:pPr>
+            <w:r>
+              <w:rPr>
+                <w:b/>
                 <w:sz w:val="24"/>
               </w:rPr>
               <w:t>Solution Security View</w:t>
@@ -10096,13 +11458,7 @@
                 <w:b/>
                 <w:sz w:val="24"/>
               </w:rPr>
-              <w:t xml:space="preserve">Syslog / SIEM integration: </w:t>
-            </w:r>
-            <w:r>
-              <w:rPr>
-                <w:sz w:val="24"/>
-              </w:rPr>
-              <w:t>a centralised structured logging system (Serilog) collects events from all components, the API, the Control Panel, the website and the database tier. It captures authentication events, authorisation denials, access logs, business actions, rate-limit rejections and system errors. Every event carries a correlation ID for end-to-end tracing, and the system integrates with alerting to notify administrators of critical issues.</w:t>
+              <w:t>The SIEM integration is vendor-neutral. SIMF ships fifteen detection rules in Sigma 2.x format with a canonical Detail JSON field contract for SOC ingestion, so they deploy to whichever SOC platform the ministry operates. The application emits structured Serilog events to console and rolling files; a log shipper configured at deployment forwards them to the collector over Syslog / TLS 6514 (C5).</w:t>
             </w:r>
           </w:p>
           <w:p>
@@ -10890,6 +12246,695 @@
                 <w:sz w:val="24"/>
               </w:rPr>
               <w:t>the identity and business databases are physically separated with no cross-database foreign keys, transactions or duplicated live data, which isolates and freezes the identity surface. Atomic single-database units of work. Database-enforced keys and filtered unique indexes (for example, one active reservation per seat per session). Soft delete preserves history. Every row change is captured in RowAudit with before / after images, and security-relevant events in OperationLog; both trails are append-only and carry actor, source IP and correlation ID. The persistence and enum contract surface is under a change freeze with controlled additive lifts.</w:t>
+            </w:r>
+          </w:p>
+        </w:tc>
+      </w:tr>
+      <w:tr>
+        <w:trPr>
+          <w:trHeight w:val="336"/>
+        </w:trPr>
+        <w:tc>
+          <w:tcPr>
+            <w:tcW w:w="5000" w:type="pct"/>
+            <w:shd w:val="clear" w:color="auto" w:fill="29504D"/>
+            <w:vAlign w:val="center"/>
+          </w:tcPr>
+          <w:p>
+            <w:pPr>
+              <w:bidi w:val="0"/>
+              <w:spacing w:before="40" w:after="40"/>
+              <w:jc w:val="center"/>
+              <w:rPr>
+                <w:rFonts w:asciiTheme="minorHAnsi" w:hAnsiTheme="minorHAnsi" w:cstheme="minorHAnsi"/>
+                <w:b/>
+                <w:bCs/>
+                <w:sz w:val="24"/>
+                <w:szCs w:val="24"/>
+              </w:rPr>
+            </w:pPr>
+            <w:r>
+              <w:rPr>
+                <w:rFonts w:asciiTheme="minorHAnsi" w:hAnsiTheme="minorHAnsi" w:cstheme="minorHAnsi"/>
+                <w:b/>
+                <w:bCs/>
+                <w:color w:val="FFFFFF" w:themeColor="background1"/>
+                <w:sz w:val="24"/>
+                <w:szCs w:val="24"/>
+              </w:rPr>
+              <w:t>4. Summary of Responses to the Technical Review</w:t>
+            </w:r>
+          </w:p>
+        </w:tc>
+      </w:tr>
+      <w:tr>
+        <w:trPr>
+          <w:trHeight w:val="336"/>
+        </w:trPr>
+        <w:tc>
+          <w:tcPr>
+            <w:tcW w:w="5000" w:type="pct"/>
+            <w:shd w:val="clear" w:color="auto" w:fill="29504D"/>
+            <w:vAlign w:val="center"/>
+          </w:tcPr>
+          <w:p>
+            <w:pPr>
+              <w:bidi w:val="0"/>
+              <w:spacing w:before="40" w:after="40"/>
+              <w:jc w:val="center"/>
+              <w:rPr>
+                <w:rFonts w:asciiTheme="minorHAnsi" w:hAnsiTheme="minorHAnsi" w:cstheme="minorHAnsi"/>
+                <w:b/>
+                <w:bCs/>
+                <w:sz w:val="24"/>
+                <w:szCs w:val="24"/>
+              </w:rPr>
+            </w:pPr>
+            <w:r>
+              <w:rPr>
+                <w:rFonts w:asciiTheme="minorHAnsi" w:hAnsiTheme="minorHAnsi" w:cstheme="minorHAnsi"/>
+                <w:b/>
+                <w:bCs/>
+                <w:color w:val="FFFFFF" w:themeColor="background1"/>
+                <w:sz w:val="24"/>
+                <w:szCs w:val="24"/>
+              </w:rPr>
+              <w:t>Each point raised in the technical review, with its answer. The section that carries the full detail is given in the navigation list in section 1.1.</w:t>
+            </w:r>
+          </w:p>
+          <w:p>
+            <w:pPr>
+              <w:bidi w:val="0"/>
+              <w:spacing w:before="40" w:after="40"/>
+              <w:jc w:val="center"/>
+              <w:rPr>
+                <w:rFonts w:asciiTheme="minorHAnsi" w:hAnsiTheme="minorHAnsi" w:cstheme="minorHAnsi"/>
+                <w:b/>
+                <w:bCs/>
+                <w:sz w:val="24"/>
+                <w:szCs w:val="24"/>
+              </w:rPr>
+            </w:pPr>
+            <w:r>
+              <w:rPr>
+                <w:b/>
+                <w:highlight w:val="yellow"/>
+              </w:rPr>
+              <w:t>1. Two-tier or three-tier, and is the presentation layer separate from the API</w:t>
+            </w:r>
+          </w:p>
+          <w:p>
+            <w:pPr>
+              <w:bidi w:val="0"/>
+              <w:spacing w:before="40" w:after="40"/>
+              <w:jc w:val="center"/>
+              <w:rPr>
+                <w:rFonts w:asciiTheme="minorHAnsi" w:hAnsiTheme="minorHAnsi" w:cstheme="minorHAnsi"/>
+                <w:b/>
+                <w:bCs/>
+                <w:sz w:val="24"/>
+                <w:szCs w:val="24"/>
+              </w:rPr>
+            </w:pPr>
+            <w:r>
+              <w:rPr>
+                <w:b w:val="0"/>
+              </w:rPr>
+              <w:t>Three-tier: presentation (public website and Control Panel), application (API and background worker) and data (SQL Server and the file store). In production the presentation and application tiers run on separate hosts. Only the API and the worker hold database connection strings; the website and Control Panel obtain every byte of data from the API over HTTPS 443. It read as one server only because version 0.07 grouped them in a single diagram box.</w:t>
+            </w:r>
+          </w:p>
+          <w:p>
+            <w:pPr>
+              <w:bidi w:val="0"/>
+              <w:spacing w:before="40" w:after="40"/>
+              <w:jc w:val="center"/>
+              <w:rPr>
+                <w:rFonts w:asciiTheme="minorHAnsi" w:hAnsiTheme="minorHAnsi" w:cstheme="minorHAnsi"/>
+                <w:b/>
+                <w:bCs/>
+                <w:sz w:val="24"/>
+                <w:szCs w:val="24"/>
+              </w:rPr>
+            </w:pPr>
+            <w:r>
+              <w:rPr>
+                <w:b/>
+                <w:highlight w:val="yellow"/>
+              </w:rPr>
+              <w:t>2. Role and communication flow of the YouTube integration</w:t>
+            </w:r>
+          </w:p>
+          <w:p>
+            <w:pPr>
+              <w:bidi w:val="0"/>
+              <w:spacing w:before="40" w:after="40"/>
+              <w:jc w:val="center"/>
+              <w:rPr>
+                <w:rFonts w:asciiTheme="minorHAnsi" w:hAnsiTheme="minorHAnsi" w:cstheme="minorHAnsi"/>
+                <w:b/>
+                <w:bCs/>
+                <w:sz w:val="24"/>
+                <w:szCs w:val="24"/>
+              </w:rPr>
+            </w:pPr>
+            <w:r>
+              <w:rPr>
+                <w:b w:val="0"/>
+              </w:rPr>
+              <w:t>Two separate flows. Live video plays device-direct from YouTube and never touches our servers; only the stream URL is stored. Caption import is a backend outbound call. Nothing inbound from YouTube exists.</w:t>
+            </w:r>
+          </w:p>
+          <w:p>
+            <w:pPr>
+              <w:bidi w:val="0"/>
+              <w:spacing w:before="40" w:after="40"/>
+              <w:jc w:val="center"/>
+              <w:rPr>
+                <w:rFonts w:asciiTheme="minorHAnsi" w:hAnsiTheme="minorHAnsi" w:cstheme="minorHAnsi"/>
+                <w:b/>
+                <w:bCs/>
+                <w:sz w:val="24"/>
+                <w:szCs w:val="24"/>
+              </w:rPr>
+            </w:pPr>
+            <w:r>
+              <w:rPr>
+                <w:b/>
+                <w:highlight w:val="yellow"/>
+              </w:rPr>
+              <w:t>3. Does the solution only embed the stream, or use YouTube APIs</w:t>
+            </w:r>
+          </w:p>
+          <w:p>
+            <w:pPr>
+              <w:bidi w:val="0"/>
+              <w:spacing w:before="40" w:after="40"/>
+              <w:jc w:val="center"/>
+              <w:rPr>
+                <w:rFonts w:asciiTheme="minorHAnsi" w:hAnsiTheme="minorHAnsi" w:cstheme="minorHAnsi"/>
+                <w:b/>
+                <w:bCs/>
+                <w:sz w:val="24"/>
+                <w:szCs w:val="24"/>
+              </w:rPr>
+            </w:pPr>
+            <w:r>
+              <w:rPr>
+                <w:b w:val="0"/>
+              </w:rPr>
+              <w:t>Embed plus read-only caption retrieval. We do not create, schedule or manage broadcasts, do not use the YouTube Data API, and hold no Google account and no OAuth credential. Broadcasts are created on YouTube by ministry staff and the URL is entered in the Control Panel.</w:t>
+            </w:r>
+          </w:p>
+          <w:p>
+            <w:pPr>
+              <w:bidi w:val="0"/>
+              <w:spacing w:before="40" w:after="40"/>
+              <w:jc w:val="center"/>
+              <w:rPr>
+                <w:rFonts w:asciiTheme="minorHAnsi" w:hAnsiTheme="minorHAnsi" w:cstheme="minorHAnsi"/>
+                <w:b/>
+                <w:bCs/>
+                <w:sz w:val="24"/>
+                <w:szCs w:val="24"/>
+              </w:rPr>
+            </w:pPr>
+            <w:r>
+              <w:rPr>
+                <w:b/>
+                <w:highlight w:val="yellow"/>
+              </w:rPr>
+              <w:t>4. Purpose and outbound flow between the backend, the AI provider and the caption API</w:t>
+            </w:r>
+          </w:p>
+          <w:p>
+            <w:pPr>
+              <w:bidi w:val="0"/>
+              <w:spacing w:before="40" w:after="40"/>
+              <w:jc w:val="center"/>
+              <w:rPr>
+                <w:rFonts w:asciiTheme="minorHAnsi" w:hAnsiTheme="minorHAnsi" w:cstheme="minorHAnsi"/>
+                <w:b/>
+                <w:bCs/>
+                <w:sz w:val="24"/>
+                <w:szCs w:val="24"/>
+              </w:rPr>
+            </w:pPr>
+            <w:r>
+              <w:rPr>
+                <w:b w:val="0"/>
+              </w:rPr>
+              <w:t>All AI inference now runs on-premises inside the SSA zone, so there is no outbound AI flow and no credential leaves the ministry. The only outbound call is the optional caption import, which is unauthenticated and carries only a public video id. Purposes served: session-summary drafting, advisory question filtering, the attendee assistant, the Control Panel assistant and translation. Every invocation is recorded and rate-limited per administrator. The exact fields per feature are the data specification table in section 2.4.</w:t>
+            </w:r>
+          </w:p>
+          <w:p>
+            <w:pPr>
+              <w:bidi w:val="0"/>
+              <w:spacing w:before="40" w:after="40"/>
+              <w:jc w:val="center"/>
+              <w:rPr>
+                <w:rFonts w:asciiTheme="minorHAnsi" w:hAnsiTheme="minorHAnsi" w:cstheme="minorHAnsi"/>
+                <w:b/>
+                <w:bCs/>
+                <w:sz w:val="24"/>
+                <w:szCs w:val="24"/>
+              </w:rPr>
+            </w:pPr>
+            <w:r>
+              <w:rPr>
+                <w:b/>
+                <w:highlight w:val="yellow"/>
+              </w:rPr>
+              <w:t>5. How users are authenticated on later logins if passwords are not stored</w:t>
+            </w:r>
+          </w:p>
+          <w:p>
+            <w:pPr>
+              <w:bidi w:val="0"/>
+              <w:spacing w:before="40" w:after="40"/>
+              <w:jc w:val="center"/>
+              <w:rPr>
+                <w:rFonts w:asciiTheme="minorHAnsi" w:hAnsiTheme="minorHAnsi" w:cstheme="minorHAnsi"/>
+                <w:b/>
+                <w:bCs/>
+                <w:sz w:val="24"/>
+                <w:szCs w:val="24"/>
+              </w:rPr>
+            </w:pPr>
+            <w:r>
+              <w:rPr>
+                <w:b w:val="0"/>
+              </w:rPr>
+              <w:t>Passwords are stored, as salted PBKDF2 hashes; only the plaintext is not stored, and each sign-in re-derives and compares the hash. We never send a password by e-mail. Accounts created by an administrator are created with no password and receive a seven-day password-set invitation, so nothing is temporary and there is nothing to force-change. Items sent by e-mail are always single-use hashed codes.</w:t>
+            </w:r>
+          </w:p>
+          <w:p>
+            <w:pPr>
+              <w:bidi w:val="0"/>
+              <w:spacing w:before="40" w:after="40"/>
+              <w:jc w:val="center"/>
+              <w:rPr>
+                <w:rFonts w:asciiTheme="minorHAnsi" w:hAnsiTheme="minorHAnsi" w:cstheme="minorHAnsi"/>
+                <w:b/>
+                <w:bCs/>
+                <w:sz w:val="24"/>
+                <w:szCs w:val="24"/>
+              </w:rPr>
+            </w:pPr>
+            <w:r>
+              <w:rPr>
+                <w:b/>
+                <w:highlight w:val="yellow"/>
+              </w:rPr>
+              <w:t>6. Purpose of the file share storage and the file types held</w:t>
+            </w:r>
+          </w:p>
+          <w:p>
+            <w:pPr>
+              <w:bidi w:val="0"/>
+              <w:spacing w:before="40" w:after="40"/>
+              <w:jc w:val="center"/>
+              <w:rPr>
+                <w:rFonts w:asciiTheme="minorHAnsi" w:hAnsiTheme="minorHAnsi" w:cstheme="minorHAnsi"/>
+                <w:b/>
+                <w:bCs/>
+                <w:sz w:val="24"/>
+                <w:szCs w:val="24"/>
+              </w:rPr>
+            </w:pPr>
+            <w:r>
+              <w:rPr>
+                <w:b w:val="0"/>
+              </w:rPr>
+              <w:t>It keeps binaries out of the database, gives a multi-node application tier one shared view, and centralises file security in one policy registry. Eighteen categories across four sensitivity tiers. Encrypted at rest: identity documents (Secret, owner or admin only, every access audited), avatars and VIP photos (Confidential) and speaker presentations (Internal). Not encrypted: session recordings and the public hero video, because they must stay seekable for HTTP range streaming and hold no personal data, and the public image categories. Reachable only from the application servers.</w:t>
+            </w:r>
+          </w:p>
+          <w:p>
+            <w:pPr>
+              <w:bidi w:val="0"/>
+              <w:spacing w:before="40" w:after="40"/>
+              <w:jc w:val="center"/>
+              <w:rPr>
+                <w:rFonts w:asciiTheme="minorHAnsi" w:hAnsiTheme="minorHAnsi" w:cstheme="minorHAnsi"/>
+                <w:b/>
+                <w:bCs/>
+                <w:sz w:val="24"/>
+                <w:szCs w:val="24"/>
+              </w:rPr>
+            </w:pPr>
+            <w:r>
+              <w:rPr>
+                <w:b/>
+                <w:highlight w:val="yellow"/>
+              </w:rPr>
+              <w:t>7. Sequence diagrams for the key system workflows</w:t>
+            </w:r>
+          </w:p>
+          <w:p>
+            <w:pPr>
+              <w:bidi w:val="0"/>
+              <w:spacing w:before="40" w:after="40"/>
+              <w:jc w:val="center"/>
+              <w:rPr>
+                <w:rFonts w:asciiTheme="minorHAnsi" w:hAnsiTheme="minorHAnsi" w:cstheme="minorHAnsi"/>
+                <w:b/>
+                <w:bCs/>
+                <w:sz w:val="24"/>
+                <w:szCs w:val="24"/>
+              </w:rPr>
+            </w:pPr>
+            <w:r>
+              <w:rPr>
+                <w:b w:val="0"/>
+              </w:rPr>
+              <w:t>Supplied as Figure 3 (key workflows end to end, by swimlane) and Figure 2 (component and interaction view), supported by numbered interaction sequences in section 2.3 covering registration and approval, sign-in with the second factor, biometric enrolment and sign-in, seat reservation and check-in, gate scan, live session and Q&amp;A, AI summary, e-mail dispatch and logging to the SIEM.</w:t>
+            </w:r>
+          </w:p>
+          <w:p>
+            <w:pPr>
+              <w:bidi w:val="0"/>
+              <w:spacing w:before="40" w:after="40"/>
+              <w:jc w:val="center"/>
+              <w:rPr>
+                <w:rFonts w:asciiTheme="minorHAnsi" w:hAnsiTheme="minorHAnsi" w:cstheme="minorHAnsi"/>
+                <w:b/>
+                <w:bCs/>
+                <w:sz w:val="24"/>
+                <w:szCs w:val="24"/>
+              </w:rPr>
+            </w:pPr>
+            <w:r>
+              <w:rPr>
+                <w:b/>
+                <w:highlight w:val="yellow"/>
+              </w:rPr>
+              <w:t>8. Mobile enrolment and authentication, key storage, binding, revocation, lost device</w:t>
+            </w:r>
+          </w:p>
+          <w:p>
+            <w:pPr>
+              <w:bidi w:val="0"/>
+              <w:spacing w:before="40" w:after="40"/>
+              <w:jc w:val="center"/>
+              <w:rPr>
+                <w:rFonts w:asciiTheme="minorHAnsi" w:hAnsiTheme="minorHAnsi" w:cstheme="minorHAnsi"/>
+                <w:b/>
+                <w:bCs/>
+                <w:sz w:val="24"/>
+                <w:szCs w:val="24"/>
+              </w:rPr>
+            </w:pPr>
+            <w:r>
+              <w:rPr>
+                <w:b w:val="0"/>
+              </w:rPr>
+              <w:t>Enrolment requires an already-authenticated session plus an emailed step-up code plus an operating-system device-credential confirmation. The app generates the P-256 key pair on the device, keeps the private key in the platform keystore and sends only the public key. Sign-in is challenge and response with single-use challenges consumed atomically. Revocation is self-service or administrator, and is idempotent. Lost device: sign in with password and OTP, revoke the old key and enrol the new one, or an administrator revokes it. Biometric is never the only factor. The key is presently software-bound in secure storage; hardware keystore binding is planned.</w:t>
+            </w:r>
+          </w:p>
+          <w:p>
+            <w:pPr>
+              <w:bidi w:val="0"/>
+              <w:spacing w:before="40" w:after="40"/>
+              <w:jc w:val="center"/>
+              <w:rPr>
+                <w:rFonts w:asciiTheme="minorHAnsi" w:hAnsiTheme="minorHAnsi" w:cstheme="minorHAnsi"/>
+                <w:b/>
+                <w:bCs/>
+                <w:sz w:val="24"/>
+                <w:szCs w:val="24"/>
+              </w:rPr>
+            </w:pPr>
+            <w:r>
+              <w:rPr>
+                <w:b/>
+                <w:highlight w:val="yellow"/>
+              </w:rPr>
+              <w:t>9. Data shared with each external service, type, purpose, sensitivity</w:t>
+            </w:r>
+          </w:p>
+          <w:p>
+            <w:pPr>
+              <w:bidi w:val="0"/>
+              <w:spacing w:before="40" w:after="40"/>
+              <w:jc w:val="center"/>
+              <w:rPr>
+                <w:rFonts w:asciiTheme="minorHAnsi" w:hAnsiTheme="minorHAnsi" w:cstheme="minorHAnsi"/>
+                <w:b/>
+                <w:bCs/>
+                <w:sz w:val="24"/>
+                <w:szCs w:val="24"/>
+              </w:rPr>
+            </w:pPr>
+            <w:r>
+              <w:rPr>
+                <w:b w:val="0"/>
+              </w:rPr>
+              <w:t>With AI on-premises, no attendee personal data and no session content leaves the ministry under any configuration. The only data leaving is the public video id sent for caption import. Within the ministry, the session-summary feature sends the session's speaker display names together with the title, abstract and transcript to the on-premises AI service. The one third-party exposure is that the attendee's own device discloses its IP address to Google during playback, which is inherent to embedding YouTube.</w:t>
+            </w:r>
+          </w:p>
+          <w:p>
+            <w:pPr>
+              <w:bidi w:val="0"/>
+              <w:spacing w:before="40" w:after="40"/>
+              <w:jc w:val="center"/>
+              <w:rPr>
+                <w:rFonts w:asciiTheme="minorHAnsi" w:hAnsiTheme="minorHAnsi" w:cstheme="minorHAnsi"/>
+                <w:b/>
+                <w:bCs/>
+                <w:sz w:val="24"/>
+                <w:szCs w:val="24"/>
+              </w:rPr>
+            </w:pPr>
+            <w:r>
+              <w:rPr>
+                <w:b/>
+                <w:highlight w:val="yellow"/>
+              </w:rPr>
+              <w:t>10. SIEM and SMTP components, communication paths, hosting and gateways</w:t>
+            </w:r>
+          </w:p>
+          <w:p>
+            <w:pPr>
+              <w:bidi w:val="0"/>
+              <w:spacing w:before="40" w:after="40"/>
+              <w:jc w:val="center"/>
+              <w:rPr>
+                <w:rFonts w:asciiTheme="minorHAnsi" w:hAnsiTheme="minorHAnsi" w:cstheme="minorHAnsi"/>
+                <w:b/>
+                <w:bCs/>
+                <w:sz w:val="24"/>
+                <w:szCs w:val="24"/>
+              </w:rPr>
+            </w:pPr>
+            <w:r>
+              <w:rPr>
+                <w:b w:val="0"/>
+              </w:rPr>
+              <w:t>Accepted as a diagram defect and corrected. Both are now drawn as their own hosts with explicit paths: the API and the worker to the SMTP relay over 587, and every application host plus the database tier to the Syslog / SIEM collector over 6514. The matrix is updated to match. As-built note: the application writes to console and rolling files and has no syslog sink, so forwarding is performed by a log shipper configured at deployment. Whether these two services sit in the SSA zone or in ministry central shared services is confirmed with the host.</w:t>
+            </w:r>
+          </w:p>
+          <w:p>
+            <w:pPr>
+              <w:bidi w:val="0"/>
+              <w:spacing w:before="40" w:after="40"/>
+              <w:jc w:val="center"/>
+              <w:rPr>
+                <w:rFonts w:asciiTheme="minorHAnsi" w:hAnsiTheme="minorHAnsi" w:cstheme="minorHAnsi"/>
+                <w:b/>
+                <w:bCs/>
+                <w:sz w:val="24"/>
+                <w:szCs w:val="24"/>
+              </w:rPr>
+            </w:pPr>
+            <w:r>
+              <w:rPr>
+                <w:b/>
+                <w:highlight w:val="yellow"/>
+              </w:rPr>
+              <w:t>11. The apparent load balancer to SIMF.ai connection</w:t>
+            </w:r>
+          </w:p>
+          <w:p>
+            <w:pPr>
+              <w:bidi w:val="0"/>
+              <w:spacing w:before="40" w:after="40"/>
+              <w:jc w:val="center"/>
+              <w:rPr>
+                <w:rFonts w:asciiTheme="minorHAnsi" w:hAnsiTheme="minorHAnsi" w:cstheme="minorHAnsi"/>
+                <w:b/>
+                <w:bCs/>
+                <w:sz w:val="24"/>
+                <w:szCs w:val="24"/>
+              </w:rPr>
+            </w:pPr>
+            <w:r>
+              <w:rPr>
+                <w:b w:val="0"/>
+              </w:rPr>
+              <w:t>There is no SIMF.ai component. AI is a feature set inside SIMF.Api. What appeared in version 0.07 was the egress arrow drawn passing across the load-balancer box. AI requests are never routed through the load balancer, and following the on-premises decision they are internal calls inside the SSA zone rather than outbound calls.</w:t>
+            </w:r>
+          </w:p>
+          <w:p>
+            <w:pPr>
+              <w:bidi w:val="0"/>
+              <w:spacing w:before="40" w:after="40"/>
+              <w:jc w:val="center"/>
+              <w:rPr>
+                <w:rFonts w:asciiTheme="minorHAnsi" w:hAnsiTheme="minorHAnsi" w:cstheme="minorHAnsi"/>
+                <w:b/>
+                <w:bCs/>
+                <w:sz w:val="24"/>
+                <w:szCs w:val="24"/>
+              </w:rPr>
+            </w:pPr>
+            <w:r>
+              <w:rPr>
+                <w:b/>
+                <w:highlight w:val="yellow"/>
+              </w:rPr>
+              <w:t>12. Outbound communication path, firewall, gateway and network zone</w:t>
+            </w:r>
+          </w:p>
+          <w:p>
+            <w:pPr>
+              <w:bidi w:val="0"/>
+              <w:spacing w:before="40" w:after="40"/>
+              <w:jc w:val="center"/>
+              <w:rPr>
+                <w:rFonts w:asciiTheme="minorHAnsi" w:hAnsiTheme="minorHAnsi" w:cstheme="minorHAnsi"/>
+                <w:b/>
+                <w:bCs/>
+                <w:sz w:val="24"/>
+                <w:szCs w:val="24"/>
+              </w:rPr>
+            </w:pPr>
+            <w:r>
+              <w:rPr>
+                <w:b w:val="0"/>
+              </w:rPr>
+              <w:t>Agreed, and it was already the design intent. SIMF.Api does not connect directly. The path is the API to a controlled egress point inside the application zone that enforces a hostname allow-list and logs every request, then the edge firewall, then YouTube. No application host holds a default route to the Internet. The egress point was described in the text of version 0.07 but never drawn, which is why it looked direct. As-built note: no proxy is configured in application code; egress is enforced at the network layer, and the default handler honours machine or environment proxy settings, so no code change is needed.</w:t>
+            </w:r>
+          </w:p>
+          <w:p>
+            <w:pPr>
+              <w:bidi w:val="0"/>
+              <w:spacing w:before="40" w:after="40"/>
+              <w:jc w:val="center"/>
+              <w:rPr>
+                <w:rFonts w:asciiTheme="minorHAnsi" w:hAnsiTheme="minorHAnsi" w:cstheme="minorHAnsi"/>
+                <w:b/>
+                <w:bCs/>
+                <w:sz w:val="24"/>
+                <w:szCs w:val="24"/>
+              </w:rPr>
+            </w:pPr>
+            <w:r>
+              <w:rPr>
+                <w:b/>
+                <w:highlight w:val="yellow"/>
+              </w:rPr>
+              <w:t>13. Deployment diagram per host, and the communication matrix</w:t>
+            </w:r>
+          </w:p>
+          <w:p>
+            <w:pPr>
+              <w:bidi w:val="0"/>
+              <w:spacing w:before="40" w:after="40"/>
+              <w:jc w:val="center"/>
+              <w:rPr>
+                <w:rFonts w:asciiTheme="minorHAnsi" w:hAnsiTheme="minorHAnsi" w:cstheme="minorHAnsi"/>
+                <w:b/>
+                <w:bCs/>
+                <w:sz w:val="24"/>
+                <w:szCs w:val="24"/>
+              </w:rPr>
+            </w:pPr>
+            <w:r>
+              <w:rPr>
+                <w:b w:val="0"/>
+              </w:rPr>
+              <w:t>Accepted. The deployment view now lists twelve host roles with zone, instance count and function rather than one grouped box, and Figure 1 is redrawn one box per host. The matrix is reissued per host and extended from fifteen to nineteen rows, adding the load balancer to Control Panel path, the cluster witness, database-tier logging, the health probes and the internal AI path, and removing the outbound AI row that no longer applies.</w:t>
+            </w:r>
+          </w:p>
+          <w:p>
+            <w:pPr>
+              <w:bidi w:val="0"/>
+              <w:spacing w:before="40" w:after="40"/>
+              <w:jc w:val="center"/>
+              <w:rPr>
+                <w:rFonts w:asciiTheme="minorHAnsi" w:hAnsiTheme="minorHAnsi" w:cstheme="minorHAnsi"/>
+                <w:b/>
+                <w:bCs/>
+                <w:sz w:val="24"/>
+                <w:szCs w:val="24"/>
+              </w:rPr>
+            </w:pPr>
+            <w:r>
+              <w:rPr>
+                <w:b/>
+                <w:highlight w:val="yellow"/>
+              </w:rPr>
+              <w:t>Open items still requiring a ministry decision</w:t>
+            </w:r>
+          </w:p>
+          <w:p>
+            <w:pPr>
+              <w:bidi w:val="0"/>
+              <w:spacing w:before="40" w:after="40"/>
+              <w:jc w:val="center"/>
+              <w:rPr>
+                <w:rFonts w:asciiTheme="minorHAnsi" w:hAnsiTheme="minorHAnsi" w:cstheme="minorHAnsi"/>
+                <w:b/>
+                <w:bCs/>
+                <w:sz w:val="24"/>
+                <w:szCs w:val="24"/>
+              </w:rPr>
+            </w:pPr>
+            <w:r>
+              <w:rPr>
+                <w:b w:val="0"/>
+              </w:rPr>
+              <w:t>The hosting location and endpoints of the SMTP relay and the Syslog / SIEM collector; provisioning and sizing of the on-premises AI inference host; confirmation of the production SQL Server edition, which the Open Items Register records as deferred to host confirmation; and confirmation that client-direct YouTube playback is acceptable given that the attendee device discloses its own network metadata to the provider.</w:t>
+            </w:r>
+          </w:p>
+          <w:p>
+            <w:pPr>
+              <w:bidi w:val="0"/>
+              <w:spacing w:before="40" w:after="40"/>
+              <w:jc w:val="center"/>
+              <w:rPr>
+                <w:rFonts w:asciiTheme="minorHAnsi" w:hAnsiTheme="minorHAnsi" w:cstheme="minorHAnsi"/>
+                <w:b/>
+                <w:bCs/>
+                <w:sz w:val="24"/>
+                <w:szCs w:val="24"/>
+              </w:rPr>
+            </w:pPr>
+            <w:r>
+              <w:rPr>
+                <w:b/>
+                <w:highlight w:val="yellow"/>
+              </w:rPr>
+              <w:t>Third-party SDKs in the mobile client</w:t>
+            </w:r>
+          </w:p>
+          <w:p>
+            <w:pPr>
+              <w:bidi w:val="0"/>
+              <w:spacing w:before="40" w:after="40"/>
+              <w:jc w:val="center"/>
+              <w:rPr>
+                <w:rFonts w:asciiTheme="minorHAnsi" w:hAnsiTheme="minorHAnsi" w:cstheme="minorHAnsi"/>
+                <w:b/>
+                <w:bCs/>
+                <w:sz w:val="24"/>
+                <w:szCs w:val="24"/>
+              </w:rPr>
+            </w:pPr>
+            <w:r>
+              <w:rPr>
+                <w:b w:val="0"/>
+              </w:rPr>
+              <w:t>None. The Firebase SDK previously present but unused was removed in full on 2026-07-30, together with its committed project keys. The mobile client contacts no third party other than YouTube for live playback.</w:t>
             </w:r>
           </w:p>
         </w:tc>

--- a/docs/SIMF-HLD-003-MoD-HLD-External-v1.0.docx
+++ b/docs/SIMF-HLD-003-MoD-HLD-External-v1.0.docx
@@ -5416,63 +5416,22 @@
             </w:pPr>
             <w:r>
               <w:rPr>
-                <w:b/>
-              </w:rPr>
-              <w:t>Figure 2, SIMF component and interaction view. Every connector carries its protocol and port, matching the Communication Requirements Matrix in section 2.8.</w:t>
-            </w:r>
-          </w:p>
-          <w:p>
-            <w:pPr>
-              <w:bidi w:val="0"/>
-              <w:spacing w:after="80"/>
-              <w:jc w:val="left"/>
-            </w:pPr>
-            <w:r>
-              <w:drawing>
-                <wp:inline xmlns:a="http://schemas.openxmlformats.org/drawingml/2006/main" xmlns:pic="http://schemas.openxmlformats.org/drawingml/2006/picture">
-                  <wp:extent cx="6035040" cy="3386662"/>
-                  <wp:docPr id="2" name="Picture 2"/>
-                  <wp:cNvGraphicFramePr>
-                    <a:graphicFrameLocks noChangeAspect="1"/>
-                  </wp:cNvGraphicFramePr>
-                  <a:graphic>
-                    <a:graphicData uri="http://schemas.openxmlformats.org/drawingml/2006/picture">
-                      <pic:pic>
-                        <pic:nvPicPr>
-                          <pic:cNvPr id="0" name="SIMF-HLD-003-Component-Interaction.png"/>
-                          <pic:cNvPicPr/>
-                        </pic:nvPicPr>
-                        <pic:blipFill>
-                          <a:blip r:embed="rId14"/>
-                          <a:stretch>
-                            <a:fillRect/>
-                          </a:stretch>
-                        </pic:blipFill>
-                        <pic:spPr>
-                          <a:xfrm>
-                            <a:off x="0" y="0"/>
-                            <a:ext cx="6035040" cy="3386662"/>
-                          </a:xfrm>
-                          <a:prstGeom prst="rect"/>
-                        </pic:spPr>
-                      </pic:pic>
-                    </a:graphicData>
-                  </a:graphic>
-                </wp:inline>
-              </w:drawing>
-            </w:r>
-          </w:p>
-          <w:p>
-            <w:pPr>
-              <w:bidi w:val="0"/>
-              <w:spacing w:after="80"/>
-              <w:jc w:val="left"/>
-            </w:pPr>
-            <w:r>
-              <w:rPr>
                 <w:sz w:val="24"/>
               </w:rPr>
               <w:t>All three clients call the same API. The API exposes two route-prefixed surfaces from one process, /api/v1/app/* for the mobile app and the public website, and /api/v1/admin/* for the Control Panel, sharing one response envelope, one error model and one permission system. A separate OpenAPI document is generated per surface so each client team reads only its own contract.</w:t>
+            </w:r>
+          </w:p>
+          <w:p>
+            <w:pPr>
+              <w:bidi w:val="0"/>
+              <w:spacing w:after="80"/>
+              <w:jc w:val="left"/>
+            </w:pPr>
+            <w:r>
+              <w:rPr>
+                <w:sz w:val="24"/>
+              </w:rPr>
+              <w:t>Figure 2 (Annex A) is the component and interaction view: every component, and every connector labelled with its protocol and port, matching the Communication Requirements Matrix in section 2.8. Interaction rules shown there: only SIMF.Api and the background worker hold database connection strings, so neither presentation application can reach the database; dependency direction is inward (Domain, then Application, then Infrastructure, then Api); AI is a feature set inside SIMF.Infrastructure, so no AI traffic reaches the load balancer or the egress point; SIMF.RealTime contains no hubs and is not activated on this build (C1); the application has no syslog sink, so forwarding is a deployment step (C5); and no proxy is configured in application code, so egress is enforced at the network layer (C6).</w:t>
             </w:r>
           </w:p>
         </w:tc>
@@ -5724,7 +5683,7 @@
                 <w:color w:val="444444"/>
                 <w:sz w:val="22"/>
               </w:rPr>
-              <w:t>1. Visitor registration and approval. (1) Visitor to load balancer: POST sign-up. (2) Load balancer to SIMF.Api over HTTPS 443. (3) SIMF.Api to SIMF_Identity: create the account, store the PBKDF2 password hash and a hashed verification code. (4) Background worker to SMTP relay over 587: send the six-digit code. (5) Visitor to SIMF.Api: submit the code; the API compares in constant time, consumes it and moves the account to EmailVerified. (6) Visitor completes the profile; SIMF.Api writes it to SIMF_App with PII encrypted and sets PendingApproval. (7) Administrator in the Control Panel to SIMF.Api over HTTPS 443: approve. (8) SIMF.Api sets Approved in SIMF_Identity, mints the badge QR in SIMF_App and writes an OperationLog entry. (9) Background worker to SMTP relay: send the approval notice.</w:t>
+              <w:t>Figures 3 and 4 (Annex A) present the same workflows as a swimlane flow across the attendee, SIMF.Api, the Control Panel and the data and internal services, with the two decision gates (approval, and gate entry) shown explicitly. Figure 3 covers registration through hall entry; Figure 4 covers the live session through feedback.</w:t>
             </w:r>
           </w:p>
           <w:p>
@@ -5739,7 +5698,7 @@
                 <w:color w:val="444444"/>
                 <w:sz w:val="22"/>
               </w:rPr>
-              <w:t>2. Sign-in with second factor. (1) User to load balancer to SIMF.Api: e-mail and password, rate-limited per IP and per e-mail. (2) SIMF.Api to SIMF_Identity: verify the PBKDF2 hash, then apply the audience gate and the account-state branch. (3a) For an administrator with a paired authenticator, SIMF.Api verifies the TOTP code or a single-use recovery code. (3b) For a visitor, SIMF.Api stores a hashed one-time code and the worker sends it through the SMTP relay; the user returns it and the API compares in constant time, consumes it and applies the attempt cap. (4) SIMF.Api persists the refresh token hash under the absolute 24-hour session cap and returns a 5-minute access token and a refresh token. (5) SIMF.Api writes the sign-in result to OperationLog.</w:t>
+              <w:t>1. Visitor registration and approval. (1) Visitor to load balancer: POST sign-up. (2) Load balancer to SIMF.Api over HTTPS 443. (3) SIMF.Api to SIMF_Identity: create the account, store the PBKDF2 password hash and a hashed verification code. (4) Background worker to SMTP relay over 587: send the six-digit code. (5) Visitor to SIMF.Api: submit the code; the API compares in constant time, consumes it and moves the account to EmailVerified. (6) Visitor completes the profile; SIMF.Api writes it to SIMF_App with PII encrypted and sets PendingApproval. (7) Administrator in the Control Panel to SIMF.Api over HTTPS 443: approve. (8) SIMF.Api sets Approved in SIMF_Identity, mints the badge QR in SIMF_App and writes an OperationLog entry. (9) Background worker to SMTP relay: send the approval notice.</w:t>
             </w:r>
           </w:p>
           <w:p>
@@ -5754,7 +5713,7 @@
                 <w:color w:val="444444"/>
                 <w:sz w:val="22"/>
               </w:rPr>
-              <w:t>3. Biometric enrolment and biometric sign-in. Enrolment requires an authenticated session. (1) App to SIMF.Api: request a step-up code; the API caps five per hour, stores the hash and the worker e-mails it. (2) The device confirms the operating-system device credential. (3) The app generates an ECDSA P-256 key pair and stores the private key in platform secure storage. (4) App to SIMF.Api: register the public key with the label and the step-up code; the API requires the algorithm to be ES256, parses the key, writes the DeviceKey row and only then consumes the code. Sign-in: (5) app requests a challenge; the API stores a 32-byte nonce with a 5-minute expiry. (6) The app prompts for biometrics and signs the challenge. (7) App to SIMF.Api: submit the signature; the API checks the key is not revoked, the challenge matches exactly and the signature verifies, then consumes the challenge with an atomic conditional update so a replay loses the race, and issues the same token pair as a password sign-in.</w:t>
+              <w:t>2. Sign-in with second factor. (1) User to load balancer to SIMF.Api: e-mail and password, rate-limited per IP and per e-mail. (2) SIMF.Api to SIMF_Identity: verify the PBKDF2 hash, then apply the audience gate and the account-state branch. (3a) For an administrator with a paired authenticator, SIMF.Api verifies the TOTP code or a single-use recovery code. (3b) For a visitor, SIMF.Api stores a hashed one-time code and the worker sends it through the SMTP relay; the user returns it and the API compares in constant time, consumes it and applies the attempt cap. (4) SIMF.Api persists the refresh token hash under the absolute 24-hour session cap and returns a 5-minute access token and a refresh token. (5) SIMF.Api writes the sign-in result to OperationLog.</w:t>
             </w:r>
           </w:p>
           <w:p>
@@ -5769,7 +5728,7 @@
                 <w:color w:val="444444"/>
                 <w:sz w:val="22"/>
               </w:rPr>
-              <w:t>4. Seat reservation and hall check-in. (1) Attendee to SIMF.Api: reserve a seat. (2) SIMF.Api writes the reservation to SIMF_App, where a filtered unique index enforces one active reservation per seat per session, and confirms inline with no approval step. (3) At the hall, the gate operator scans the badge; SIMF.Api confirms the provisional hold and records the scan. (4) Before the session, the background worker releases any hold not checked in.</w:t>
+              <w:t>3. Biometric enrolment and biometric sign-in. Enrolment requires an authenticated session. (1) App to SIMF.Api: request a step-up code; the API caps five per hour, stores the hash and the worker e-mails it. (2) The device confirms the operating-system device credential. (3) The app generates an ECDSA P-256 key pair and stores the private key in platform secure storage. (4) App to SIMF.Api: register the public key with the label and the step-up code; the API requires the algorithm to be ES256, parses the key, writes the DeviceKey row and only then consumes the code. Sign-in: (5) app requests a challenge; the API stores a 32-byte nonce with a 5-minute expiry. (6) The app prompts for biometrics and signs the challenge. (7) App to SIMF.Api: submit the signature; the API checks the key is not revoked, the challenge matches exactly and the signature verifies, then consumes the challenge with an atomic conditional update so a replay loses the race, and issues the same token pair as a password sign-in.</w:t>
             </w:r>
           </w:p>
           <w:p>
@@ -5784,7 +5743,7 @@
                 <w:color w:val="444444"/>
                 <w:sz w:val="22"/>
               </w:rPr>
-              <w:t>5. Gate scan. (1) Gate operator to SIMF.Api: badge QR and gate id. (2) SIMF.Api resolves the badge to a user in SIMF_Identity and requires the Approved state. (3) SIMF.Api checks the gate's allowed profile types in SIMF_App. (4) On success it records the scan idempotently and returns the entry or exit outcome; on refusal it records the denial reason and returns a bilingual message.</w:t>
+              <w:t>4. Seat reservation and hall check-in. (1) Attendee to SIMF.Api: reserve a seat. (2) SIMF.Api writes the reservation to SIMF_App, where a filtered unique index enforces one active reservation per seat per session, and confirms inline with no approval step. (3) At the hall, the gate operator scans the badge; SIMF.Api confirms the provisional hold and records the scan. (4) Before the session, the background worker releases any hold not checked in.</w:t>
             </w:r>
           </w:p>
           <w:p>
@@ -5799,7 +5758,7 @@
                 <w:color w:val="444444"/>
                 <w:sz w:val="22"/>
               </w:rPr>
-              <w:t>6. Live session and moderated Q&amp;A. (1) Attendee to SIMF.Api: read the session, which returns the stream URL. (2) Attendee device to YouTube over HTTPS 443: the stream plays directly and never traverses SIMF. (3) Attendee to SIMF.Api: submit a question, stored Pending in SIMF_App. (4) Where the filter is enabled, SIMF.Api calls the on-premises AI service inside the SSA zone with the question text only and stores the advisory tag; the status is never changed by the filter. (5) The Scientific Committee approves, hides or escalates. (6) The per-session moderator presents the approved questions.</w:t>
+              <w:t>5. Gate scan. (1) Gate operator to SIMF.Api: badge QR and gate id. (2) SIMF.Api resolves the badge to a user in SIMF_Identity and requires the Approved state. (3) SIMF.Api checks the gate's allowed profile types in SIMF_App. (4) On success it records the scan idempotently and returns the entry or exit outcome; on refusal it records the denial reason and returns a bilingual message.</w:t>
             </w:r>
           </w:p>
           <w:p>
@@ -5814,7 +5773,7 @@
                 <w:color w:val="444444"/>
                 <w:sz w:val="22"/>
               </w:rPr>
-              <w:t>7. AI session summary. (1) Administrator to SIMF.Api: import the subtitle. (2) SIMF.Api to the controlled egress point, then through the edge firewall to the YouTube caption hosts, sending only the video id. (3) The returned caption host is re-validated and the track is downloaded through the same path. (4) If egress is unavailable the call fails cleanly and the administrator pastes or uploads the transcript instead. (5) The team reviews and saves the subtitle. (6) SIMF.Api calls the on-premises AI service to draft the minutes and records the invocation. (7) The Scientific Committee edits and approves. (8) An administrator publishes after the session has started.</w:t>
+              <w:t>6. Live session and moderated Q&amp;A. (1) Attendee to SIMF.Api: read the session, which returns the stream URL. (2) Attendee device to YouTube over HTTPS 443: the stream plays directly and never traverses SIMF. (3) Attendee to SIMF.Api: submit a question, stored Pending in SIMF_App. (4) Where the filter is enabled, SIMF.Api calls the on-premises AI service inside the SSA zone with the question text only and stores the advisory tag; the status is never changed by the filter. (5) The Scientific Committee approves, hides or escalates. (6) The per-session moderator presents the approved questions.</w:t>
             </w:r>
           </w:p>
           <w:p>
@@ -5829,61 +5788,22 @@
                 <w:color w:val="444444"/>
                 <w:sz w:val="22"/>
               </w:rPr>
+              <w:t>7. AI session summary. (1) Administrator to SIMF.Api: import the subtitle. (2) SIMF.Api to the controlled egress point, then through the edge firewall to the YouTube caption hosts, sending only the video id. (3) The returned caption host is re-validated and the track is downloaded through the same path. (4) If egress is unavailable the call fails cleanly and the administrator pastes or uploads the transcript instead. (5) The team reviews and saves the subtitle. (6) SIMF.Api calls the on-premises AI service to draft the minutes and records the invocation. (7) The Scientific Committee edits and approves. (8) An administrator publishes after the session has started.</w:t>
+            </w:r>
+          </w:p>
+          <w:p>
+            <w:pPr>
+              <w:bidi w:val="0"/>
+              <w:spacing w:after="80"/>
+              <w:jc w:val="left"/>
+            </w:pPr>
+            <w:r>
+              <w:rPr>
+                <w:i/>
+                <w:color w:val="444444"/>
+                <w:sz w:val="22"/>
+              </w:rPr>
               <w:t>8. Asynchronous e-mail dispatch. (1) SIMF.Api enqueues the message and returns immediately, so mail latency never blocks a request. (2) The background worker drains the queue and sends through the SMTP relay over 587. (3) The worker reports the outcome with its correlation id to the Syslog and SIEM collector over 6514.</w:t>
-            </w:r>
-          </w:p>
-          <w:p>
-            <w:pPr>
-              <w:bidi w:val="0"/>
-              <w:spacing w:after="80"/>
-              <w:jc w:val="left"/>
-            </w:pPr>
-            <w:r>
-              <w:rPr>
-                <w:b/>
-              </w:rPr>
-              <w:t>Figure 3, key system workflows end to end, by swimlane. The numbered interaction sequences above give the step detail behind this flow.</w:t>
-            </w:r>
-          </w:p>
-          <w:p>
-            <w:pPr>
-              <w:bidi w:val="0"/>
-              <w:spacing w:after="80"/>
-              <w:jc w:val="left"/>
-            </w:pPr>
-            <w:r>
-              <w:drawing>
-                <wp:inline xmlns:a="http://schemas.openxmlformats.org/drawingml/2006/main" xmlns:pic="http://schemas.openxmlformats.org/drawingml/2006/picture">
-                  <wp:extent cx="6035040" cy="4987694"/>
-                  <wp:docPr id="3" name="Picture 3"/>
-                  <wp:cNvGraphicFramePr>
-                    <a:graphicFrameLocks noChangeAspect="1"/>
-                  </wp:cNvGraphicFramePr>
-                  <a:graphic>
-                    <a:graphicData uri="http://schemas.openxmlformats.org/drawingml/2006/picture">
-                      <pic:pic>
-                        <pic:nvPicPr>
-                          <pic:cNvPr id="0" name="SIMF-HLD-003-Workflow-Flow.png"/>
-                          <pic:cNvPicPr/>
-                        </pic:nvPicPr>
-                        <pic:blipFill>
-                          <a:blip r:embed="rId15"/>
-                          <a:stretch>
-                            <a:fillRect/>
-                          </a:stretch>
-                        </pic:blipFill>
-                        <pic:spPr>
-                          <a:xfrm>
-                            <a:off x="0" y="0"/>
-                            <a:ext cx="6035040" cy="4987694"/>
-                          </a:xfrm>
-                          <a:prstGeom prst="rect"/>
-                        </pic:spPr>
-                      </pic:pic>
-                    </a:graphicData>
-                  </a:graphic>
-                </wp:inline>
-              </w:drawing>
             </w:r>
           </w:p>
           <w:p>
@@ -13688,13 +13608,233 @@
         </w:rPr>
       </w:pPr>
     </w:p>
+    <w:p>
+      <w:pPr>
+        <w:sectPr>
+          <w:headerReference w:type="even" r:id="rId8"/>
+          <w:headerReference w:type="default" r:id="rId9"/>
+          <w:footerReference w:type="default" r:id="rId10"/>
+          <w:headerReference w:type="first" r:id="rId11"/>
+          <w:pgSz w:w="12240" w:h="15840"/>
+          <w:pgMar w:top="1440" w:right="1440" w:bottom="1440" w:left="1440" w:header="170" w:footer="0" w:gutter="0"/>
+          <w:pgBorders w:offsetFrom="page">
+            <w:top w:val="single" w:sz="4" w:space="24" w:color="auto"/>
+            <w:left w:val="single" w:sz="4" w:space="24" w:color="auto"/>
+            <w:bottom w:val="single" w:sz="4" w:space="24" w:color="auto"/>
+            <w:right w:val="single" w:sz="4" w:space="24" w:color="auto"/>
+          </w:pgBorders>
+          <w:cols w:space="720"/>
+          <w:docGrid w:linePitch="381"/>
+        </w:sectPr>
+      </w:pPr>
+    </w:p>
+    <w:p>
+      <w:r>
+        <w:rPr>
+          <w:b/>
+          <w:sz w:val="32"/>
+        </w:rPr>
+        <w:t>Annex A. Figures</w:t>
+      </w:r>
+    </w:p>
+    <w:p>
+      <w:r>
+        <w:rPr>
+          <w:b/>
+          <w:sz w:val="20"/>
+        </w:rPr>
+        <w:t>Figure 1. SIMF event-day production architecture on the SITE Private Cloud: three zones, a firewall at each boundary, and one box per host. Answers review points 10, 11, 12 and 13.</w:t>
+      </w:r>
+    </w:p>
+    <w:p>
+      <w:r>
+        <w:drawing>
+          <wp:inline xmlns:a="http://schemas.openxmlformats.org/drawingml/2006/main" xmlns:pic="http://schemas.openxmlformats.org/drawingml/2006/picture">
+            <wp:extent cx="8778240" cy="4339405"/>
+            <wp:docPr id="2" name="Picture 2"/>
+            <wp:cNvGraphicFramePr>
+              <a:graphicFrameLocks noChangeAspect="1"/>
+            </wp:cNvGraphicFramePr>
+            <a:graphic>
+              <a:graphicData uri="http://schemas.openxmlformats.org/drawingml/2006/picture">
+                <pic:pic>
+                  <pic:nvPicPr>
+                    <pic:cNvPr id="0" name="SIMF-HLD-003-Network-Architecture.png"/>
+                    <pic:cNvPicPr/>
+                  </pic:nvPicPr>
+                  <pic:blipFill>
+                    <a:blip r:embed="rId14"/>
+                    <a:stretch>
+                      <a:fillRect/>
+                    </a:stretch>
+                  </pic:blipFill>
+                  <pic:spPr>
+                    <a:xfrm>
+                      <a:off x="0" y="0"/>
+                      <a:ext cx="8778240" cy="4339405"/>
+                    </a:xfrm>
+                    <a:prstGeom prst="rect"/>
+                  </pic:spPr>
+                </pic:pic>
+              </a:graphicData>
+            </a:graphic>
+          </wp:inline>
+        </w:drawing>
+      </w:r>
+    </w:p>
+    <w:p>
+      <w:r>
+        <w:br w:type="page"/>
+      </w:r>
+    </w:p>
+    <w:p>
+      <w:r>
+        <w:rPr>
+          <w:b/>
+          <w:sz w:val="20"/>
+        </w:rPr>
+        <w:t>Figure 2. SIMF component and interaction view. Every connector carries its protocol and port, matching the Communication Requirements Matrix in section 2.8. Answers review points 7 and 11.</w:t>
+      </w:r>
+    </w:p>
+    <w:p>
+      <w:r>
+        <w:drawing>
+          <wp:inline xmlns:a="http://schemas.openxmlformats.org/drawingml/2006/main" xmlns:pic="http://schemas.openxmlformats.org/drawingml/2006/picture">
+            <wp:extent cx="8778240" cy="5912105"/>
+            <wp:docPr id="3" name="Picture 3"/>
+            <wp:cNvGraphicFramePr>
+              <a:graphicFrameLocks noChangeAspect="1"/>
+            </wp:cNvGraphicFramePr>
+            <a:graphic>
+              <a:graphicData uri="http://schemas.openxmlformats.org/drawingml/2006/picture">
+                <pic:pic>
+                  <pic:nvPicPr>
+                    <pic:cNvPr id="0" name="SIMF-HLD-003-Component-Interaction.png"/>
+                    <pic:cNvPicPr/>
+                  </pic:nvPicPr>
+                  <pic:blipFill>
+                    <a:blip r:embed="rId15"/>
+                    <a:stretch>
+                      <a:fillRect/>
+                    </a:stretch>
+                  </pic:blipFill>
+                  <pic:spPr>
+                    <a:xfrm>
+                      <a:off x="0" y="0"/>
+                      <a:ext cx="8778240" cy="5912105"/>
+                    </a:xfrm>
+                    <a:prstGeom prst="rect"/>
+                  </pic:spPr>
+                </pic:pic>
+              </a:graphicData>
+            </a:graphic>
+          </wp:inline>
+        </w:drawing>
+      </w:r>
+    </w:p>
+    <w:p>
+      <w:r>
+        <w:br w:type="page"/>
+      </w:r>
+    </w:p>
+    <w:p>
+      <w:r>
+        <w:rPr>
+          <w:b/>
+          <w:sz w:val="20"/>
+        </w:rPr>
+        <w:t>Figure 3. Key system workflows, part 1 of 2: registration through hall entry. Answers review point 7.</w:t>
+      </w:r>
+    </w:p>
+    <w:p>
+      <w:r>
+        <w:drawing>
+          <wp:inline xmlns:a="http://schemas.openxmlformats.org/drawingml/2006/main" xmlns:pic="http://schemas.openxmlformats.org/drawingml/2006/picture">
+            <wp:extent cx="8778240" cy="6020741"/>
+            <wp:docPr id="4" name="Picture 4"/>
+            <wp:cNvGraphicFramePr>
+              <a:graphicFrameLocks noChangeAspect="1"/>
+            </wp:cNvGraphicFramePr>
+            <a:graphic>
+              <a:graphicData uri="http://schemas.openxmlformats.org/drawingml/2006/picture">
+                <pic:pic>
+                  <pic:nvPicPr>
+                    <pic:cNvPr id="0" name="SIMF-HLD-003-Workflow-Flow-1.png"/>
+                    <pic:cNvPicPr/>
+                  </pic:nvPicPr>
+                  <pic:blipFill>
+                    <a:blip r:embed="rId16"/>
+                    <a:stretch>
+                      <a:fillRect/>
+                    </a:stretch>
+                  </pic:blipFill>
+                  <pic:spPr>
+                    <a:xfrm>
+                      <a:off x="0" y="0"/>
+                      <a:ext cx="8778240" cy="6020741"/>
+                    </a:xfrm>
+                    <a:prstGeom prst="rect"/>
+                  </pic:spPr>
+                </pic:pic>
+              </a:graphicData>
+            </a:graphic>
+          </wp:inline>
+        </w:drawing>
+      </w:r>
+    </w:p>
+    <w:p>
+      <w:r>
+        <w:br w:type="page"/>
+      </w:r>
+    </w:p>
+    <w:p>
+      <w:r>
+        <w:rPr>
+          <w:b/>
+          <w:sz w:val="20"/>
+        </w:rPr>
+        <w:t>Figure 4. Key system workflows, part 2 of 2: live session through feedback. Answers review point 7.</w:t>
+      </w:r>
+    </w:p>
+    <w:p>
+      <w:r>
+        <w:drawing>
+          <wp:inline xmlns:a="http://schemas.openxmlformats.org/drawingml/2006/main" xmlns:pic="http://schemas.openxmlformats.org/drawingml/2006/picture">
+            <wp:extent cx="8778240" cy="4138256"/>
+            <wp:docPr id="5" name="Picture 5"/>
+            <wp:cNvGraphicFramePr>
+              <a:graphicFrameLocks noChangeAspect="1"/>
+            </wp:cNvGraphicFramePr>
+            <a:graphic>
+              <a:graphicData uri="http://schemas.openxmlformats.org/drawingml/2006/picture">
+                <pic:pic>
+                  <pic:nvPicPr>
+                    <pic:cNvPr id="0" name="SIMF-HLD-003-Workflow-Flow-2.png"/>
+                    <pic:cNvPicPr/>
+                  </pic:nvPicPr>
+                  <pic:blipFill>
+                    <a:blip r:embed="rId17"/>
+                    <a:stretch>
+                      <a:fillRect/>
+                    </a:stretch>
+                  </pic:blipFill>
+                  <pic:spPr>
+                    <a:xfrm>
+                      <a:off x="0" y="0"/>
+                      <a:ext cx="8778240" cy="4138256"/>
+                    </a:xfrm>
+                    <a:prstGeom prst="rect"/>
+                  </pic:spPr>
+                </pic:pic>
+              </a:graphicData>
+            </a:graphic>
+          </wp:inline>
+        </w:drawing>
+      </w:r>
+    </w:p>
     <w:sectPr>
-      <w:headerReference w:type="even" r:id="rId8"/>
-      <w:headerReference w:type="default" r:id="rId9"/>
-      <w:footerReference w:type="default" r:id="rId10"/>
-      <w:headerReference w:type="first" r:id="rId11"/>
-      <w:pgSz w:w="12240" w:h="15840"/>
-      <w:pgMar w:top="1440" w:right="1440" w:bottom="1440" w:left="1440" w:header="170" w:footer="0" w:gutter="0"/>
+      <w:pgSz w:w="15840" w:h="12240" w:orient="landscape"/>
+      <w:pgMar w:top="720" w:right="720" w:bottom="720" w:left="720" w:header="170" w:footer="0" w:gutter="0"/>
       <w:pgBorders w:offsetFrom="page">
         <w:top w:val="single" w:sz="4" w:space="24" w:color="auto"/>
         <w:left w:val="single" w:sz="4" w:space="24" w:color="auto"/>
